--- a/Master Folder/Master BA Timlak Fisik/06. BA Hasil Reviu Dokumen Pemilihan.docx
+++ b/Master Folder/Master BA Timlak Fisik/06. BA Hasil Reviu Dokumen Pemilihan.docx
@@ -1,6 +1,6 @@
 
 <file path=word/document.xml><?xml version="1.0" encoding="utf-8"?>
-<w:document xmlns:wpc="http://schemas.microsoft.com/office/word/2010/wordprocessingCanvas" xmlns:cx="http://schemas.microsoft.com/office/drawing/2014/chartex" xmlns:cx1="http://schemas.microsoft.com/office/drawing/2015/9/8/chartex" xmlns:cx2="http://schemas.microsoft.com/office/drawing/2015/10/21/chartex" xmlns:cx3="http://schemas.microsoft.com/office/drawing/2016/5/9/chartex" xmlns:cx4="http://schemas.microsoft.com/office/drawing/2016/5/10/chartex" xmlns:cx5="http://schemas.microsoft.com/office/drawing/2016/5/11/chartex" xmlns:cx6="http://schemas.microsoft.com/office/drawing/2016/5/12/chartex" xmlns:cx7="http://schemas.microsoft.com/office/drawing/2016/5/13/chartex" xmlns:cx8="http://schemas.microsoft.com/office/drawing/2016/5/14/chartex" xmlns:mc="http://schemas.openxmlformats.org/markup-compatibility/2006" xmlns:aink="http://schemas.microsoft.com/office/drawing/2016/ink" xmlns:am3d="http://schemas.microsoft.com/office/drawing/2017/model3d" xmlns:o="urn:schemas-microsoft-com:office:office" xmlns:r="http://schemas.openxmlformats.org/officeDocument/2006/relationships" xmlns:m="http://schemas.openxmlformats.org/officeDocument/2006/math" xmlns:v="urn:schemas-microsoft-com:vml" xmlns:wp14="http://schemas.microsoft.com/office/word/2010/wordprocessingDrawing" xmlns:wp="http://schemas.openxmlformats.org/drawingml/2006/wordprocessingDrawing" xmlns:w10="urn:schemas-microsoft-com:office:word" xmlns:w="http://schemas.openxmlformats.org/wordprocessingml/2006/main" xmlns:w14="http://schemas.microsoft.com/office/word/2010/wordml" xmlns:w15="http://schemas.microsoft.com/office/word/2012/wordml" xmlns:w16cex="http://schemas.microsoft.com/office/word/2018/wordml/cex" xmlns:w16cid="http://schemas.microsoft.com/office/word/2016/wordml/cid" xmlns:w16="http://schemas.microsoft.com/office/word/2018/wordml" xmlns:w16sdtdh="http://schemas.microsoft.com/office/word/2020/wordml/sdtdatahash" xmlns:w16se="http://schemas.microsoft.com/office/word/2015/wordml/symex" xmlns:wpg="http://schemas.microsoft.com/office/word/2010/wordprocessingGroup" xmlns:wpi="http://schemas.microsoft.com/office/word/2010/wordprocessingInk" xmlns:wne="http://schemas.microsoft.com/office/word/2006/wordml" xmlns:wps="http://schemas.microsoft.com/office/word/2010/wordprocessingShape" mc:Ignorable="w14 w15 w16se w16cid w16 w16cex w16sdtdh wp14">
+<w:document xmlns:wpc="http://schemas.microsoft.com/office/word/2010/wordprocessingCanvas" xmlns:cx="http://schemas.microsoft.com/office/drawing/2014/chartex" xmlns:cx1="http://schemas.microsoft.com/office/drawing/2015/9/8/chartex" xmlns:cx2="http://schemas.microsoft.com/office/drawing/2015/10/21/chartex" xmlns:cx3="http://schemas.microsoft.com/office/drawing/2016/5/9/chartex" xmlns:cx4="http://schemas.microsoft.com/office/drawing/2016/5/10/chartex" xmlns:cx5="http://schemas.microsoft.com/office/drawing/2016/5/11/chartex" xmlns:cx6="http://schemas.microsoft.com/office/drawing/2016/5/12/chartex" xmlns:cx7="http://schemas.microsoft.com/office/drawing/2016/5/13/chartex" xmlns:cx8="http://schemas.microsoft.com/office/drawing/2016/5/14/chartex" xmlns:mc="http://schemas.openxmlformats.org/markup-compatibility/2006" xmlns:aink="http://schemas.microsoft.com/office/drawing/2016/ink" xmlns:am3d="http://schemas.microsoft.com/office/drawing/2017/model3d" xmlns:o="urn:schemas-microsoft-com:office:office" xmlns:oel="http://schemas.microsoft.com/office/2019/extlst" xmlns:r="http://schemas.openxmlformats.org/officeDocument/2006/relationships" xmlns:m="http://schemas.openxmlformats.org/officeDocument/2006/math" xmlns:v="urn:schemas-microsoft-com:vml" xmlns:wp14="http://schemas.microsoft.com/office/word/2010/wordprocessingDrawing" xmlns:wp="http://schemas.openxmlformats.org/drawingml/2006/wordprocessingDrawing" xmlns:w10="urn:schemas-microsoft-com:office:word" xmlns:w="http://schemas.openxmlformats.org/wordprocessingml/2006/main" xmlns:w14="http://schemas.microsoft.com/office/word/2010/wordml" xmlns:w15="http://schemas.microsoft.com/office/word/2012/wordml" xmlns:w16cex="http://schemas.microsoft.com/office/word/2018/wordml/cex" xmlns:w16cid="http://schemas.microsoft.com/office/word/2016/wordml/cid" xmlns:w16="http://schemas.microsoft.com/office/word/2018/wordml" xmlns:w16du="http://schemas.microsoft.com/office/word/2023/wordml/word16du" xmlns:w16sdtdh="http://schemas.microsoft.com/office/word/2020/wordml/sdtdatahash" xmlns:w16sdtfl="http://schemas.microsoft.com/office/word/2024/wordml/sdtformatlock" xmlns:w16se="http://schemas.microsoft.com/office/word/2015/wordml/symex" xmlns:wpg="http://schemas.microsoft.com/office/word/2010/wordprocessingGroup" xmlns:wpi="http://schemas.microsoft.com/office/word/2010/wordprocessingInk" xmlns:wne="http://schemas.microsoft.com/office/word/2006/wordml" xmlns:wps="http://schemas.microsoft.com/office/word/2010/wordprocessingShape" mc:Ignorable="w14 w15 w16se w16cid w16 w16cex w16sdtdh w16sdtfl w16du wp14">
   <w:body>
     <w:p>
       <w:pPr>
@@ -255,9 +255,8 @@
           <w:szCs w:val="22"/>
           <w:lang w:val="en-US"/>
         </w:rPr>
-        <w:t>{</w:t>
-      </w:r>
-      <w:proofErr w:type="spellStart"/>
+        <w:t>{kode_</w:t>
+      </w:r>
       <w:r>
         <w:rPr>
           <w:rFonts w:ascii="Arial" w:eastAsia="Arial" w:hAnsi="Arial" w:cs="Arial"/>
@@ -265,7 +264,7 @@
           <w:szCs w:val="22"/>
           <w:lang w:val="en-US"/>
         </w:rPr>
-        <w:t>kode_</w:t>
+        <w:t>klasifikasi</w:t>
       </w:r>
       <w:r>
         <w:rPr>
@@ -274,9 +273,16 @@
           <w:szCs w:val="22"/>
           <w:lang w:val="en-US"/>
         </w:rPr>
-        <w:t>klasifikasi</w:t>
-      </w:r>
-      <w:proofErr w:type="spellEnd"/>
+        <w:t>}</w:t>
+      </w:r>
+      <w:r>
+        <w:rPr>
+          <w:rFonts w:ascii="Arial" w:eastAsia="Arial" w:hAnsi="Arial" w:cs="Arial"/>
+          <w:sz w:val="22"/>
+          <w:szCs w:val="22"/>
+        </w:rPr>
+        <w:t>/R/Bp2jk17/TIMLAK-</w:t>
+      </w:r>
       <w:r>
         <w:rPr>
           <w:rFonts w:ascii="Arial" w:eastAsia="Arial" w:hAnsi="Arial" w:cs="Arial"/>
@@ -284,44 +290,7 @@
           <w:szCs w:val="22"/>
           <w:lang w:val="en-US"/>
         </w:rPr>
-        <w:t>}</w:t>
-      </w:r>
-      <w:r>
-        <w:rPr>
-          <w:rFonts w:ascii="Arial" w:eastAsia="Arial" w:hAnsi="Arial" w:cs="Arial"/>
-          <w:sz w:val="22"/>
-          <w:szCs w:val="22"/>
-        </w:rPr>
-        <w:t>/R/Bp2jk17/TIMLAK-</w:t>
-      </w:r>
-      <w:r>
-        <w:rPr>
-          <w:rFonts w:ascii="Arial" w:eastAsia="Arial" w:hAnsi="Arial" w:cs="Arial"/>
-          <w:sz w:val="22"/>
-          <w:szCs w:val="22"/>
-          <w:lang w:val="en-US"/>
-        </w:rPr>
-        <w:t>{</w:t>
-      </w:r>
-      <w:proofErr w:type="spellStart"/>
-      <w:r>
-        <w:rPr>
-          <w:rFonts w:ascii="Arial" w:eastAsia="Arial" w:hAnsi="Arial" w:cs="Arial"/>
-          <w:sz w:val="22"/>
-          <w:szCs w:val="22"/>
-          <w:lang w:val="en-US"/>
-        </w:rPr>
-        <w:t>kode_pokja</w:t>
-      </w:r>
-      <w:proofErr w:type="spellEnd"/>
-      <w:r>
-        <w:rPr>
-          <w:rFonts w:ascii="Arial" w:eastAsia="Arial" w:hAnsi="Arial" w:cs="Arial"/>
-          <w:sz w:val="22"/>
-          <w:szCs w:val="22"/>
-          <w:lang w:val="en-US"/>
-        </w:rPr>
-        <w:t>}</w:t>
+        <w:t>{kode_pokja}</w:t>
       </w:r>
       <w:r>
         <w:rPr>
@@ -344,7 +313,7 @@
     <w:p>
       <w:pPr>
         <w:spacing w:line="276" w:lineRule="auto"/>
-        <w:ind w:left="101" w:right="75"/>
+        <w:ind w:left="284" w:right="75"/>
         <w:jc w:val="both"/>
         <w:rPr>
           <w:rFonts w:ascii="Arial" w:eastAsia="Arial" w:hAnsi="Arial" w:cs="Arial"/>
@@ -478,7 +447,6 @@
         </w:rPr>
         <w:t>{hari_</w:t>
       </w:r>
-      <w:proofErr w:type="spellStart"/>
       <w:r>
         <w:rPr>
           <w:rFonts w:ascii="Arial" w:eastAsia="Arial" w:hAnsi="Arial" w:cs="Arial"/>
@@ -491,7 +459,6 @@
         </w:rPr>
         <w:t>reviu</w:t>
       </w:r>
-      <w:proofErr w:type="spellEnd"/>
       <w:r>
         <w:rPr>
           <w:rFonts w:ascii="Arial" w:eastAsia="Arial" w:hAnsi="Arial" w:cs="Arial"/>
@@ -589,7 +556,6 @@
         </w:rPr>
         <w:t>{tanggal_sebut_</w:t>
       </w:r>
-      <w:proofErr w:type="spellStart"/>
       <w:r>
         <w:rPr>
           <w:rFonts w:ascii="Arial" w:eastAsia="Arial" w:hAnsi="Arial" w:cs="Arial"/>
@@ -602,7 +568,6 @@
         </w:rPr>
         <w:t>reviu</w:t>
       </w:r>
-      <w:proofErr w:type="spellEnd"/>
       <w:r>
         <w:rPr>
           <w:rFonts w:ascii="Arial" w:eastAsia="Arial" w:hAnsi="Arial" w:cs="Arial"/>
@@ -1173,20 +1138,130 @@
             <w:pPr>
               <w:jc w:val="both"/>
               <w:rPr>
+                <w:rFonts w:ascii="Arial" w:hAnsi="Arial" w:cs="Arial"/>
+                <w:sz w:val="22"/>
+                <w:szCs w:val="22"/>
+              </w:rPr>
+            </w:pPr>
+            <w:r>
+              <w:rPr>
+                <w:rFonts w:ascii="Arial" w:hAnsi="Arial" w:cs="Arial"/>
+                <w:sz w:val="22"/>
+                <w:szCs w:val="22"/>
+              </w:rPr>
+              <w:t>{nama_paket}</w:t>
+            </w:r>
+          </w:p>
+        </w:tc>
+      </w:tr>
+      <w:tr>
+        <w:trPr>
+          <w:trHeight w:val="300"/>
+        </w:trPr>
+        <w:tc>
+          <w:tcPr>
+            <w:tcW w:w="1953" w:type="dxa"/>
+            <w:hideMark/>
+          </w:tcPr>
+          <w:p>
+            <w:pPr>
+              <w:spacing w:line="276" w:lineRule="auto"/>
+              <w:ind w:left="101" w:right="75"/>
+              <w:jc w:val="both"/>
+              <w:rPr>
+                <w:rFonts w:ascii="Arial" w:eastAsia="Arial" w:hAnsi="Arial" w:cs="Arial"/>
+                <w:spacing w:val="-2"/>
+                <w:sz w:val="22"/>
+                <w:szCs w:val="22"/>
+                <w:lang w:val="en-ID"/>
+              </w:rPr>
+            </w:pPr>
+            <w:r>
+              <w:rPr>
                 <w:rFonts w:ascii="Arial" w:eastAsia="Arial" w:hAnsi="Arial" w:cs="Arial"/>
                 <w:spacing w:val="-2"/>
                 <w:sz w:val="22"/>
                 <w:szCs w:val="22"/>
                 <w:lang w:val="ms-MY"/>
               </w:rPr>
-            </w:pPr>
-            <w:r>
-              <w:rPr>
-                <w:rFonts w:ascii="Arial" w:hAnsi="Arial" w:cs="Arial"/>
+              <w:t>Satuan Kerja</w:t>
+            </w:r>
+            <w:r>
+              <w:rPr>
+                <w:rFonts w:ascii="Arial" w:eastAsia="Arial" w:hAnsi="Arial" w:cs="Arial"/>
+                <w:spacing w:val="-2"/>
                 <w:sz w:val="22"/>
                 <w:szCs w:val="22"/>
-              </w:rPr>
-              <w:t>{nama_paket}</w:t>
+                <w:lang w:val="en-ID"/>
+              </w:rPr>
+              <w:t> </w:t>
+            </w:r>
+          </w:p>
+        </w:tc>
+        <w:tc>
+          <w:tcPr>
+            <w:tcW w:w="305" w:type="dxa"/>
+            <w:hideMark/>
+          </w:tcPr>
+          <w:p>
+            <w:pPr>
+              <w:spacing w:line="276" w:lineRule="auto"/>
+              <w:ind w:left="101" w:right="75"/>
+              <w:jc w:val="both"/>
+              <w:rPr>
+                <w:rFonts w:ascii="Arial" w:eastAsia="Arial" w:hAnsi="Arial" w:cs="Arial"/>
+                <w:spacing w:val="-2"/>
+                <w:sz w:val="22"/>
+                <w:szCs w:val="22"/>
+                <w:lang w:val="en-ID"/>
+              </w:rPr>
+            </w:pPr>
+            <w:r>
+              <w:rPr>
+                <w:rFonts w:ascii="Arial" w:eastAsia="Arial" w:hAnsi="Arial" w:cs="Arial"/>
+                <w:spacing w:val="-2"/>
+                <w:sz w:val="22"/>
+                <w:szCs w:val="22"/>
+                <w:lang w:val="ms-MY"/>
+              </w:rPr>
+              <w:t>:</w:t>
+            </w:r>
+            <w:r>
+              <w:rPr>
+                <w:rFonts w:ascii="Arial" w:eastAsia="Arial" w:hAnsi="Arial" w:cs="Arial"/>
+                <w:spacing w:val="-2"/>
+                <w:sz w:val="22"/>
+                <w:szCs w:val="22"/>
+                <w:lang w:val="en-ID"/>
+              </w:rPr>
+              <w:t> </w:t>
+            </w:r>
+          </w:p>
+        </w:tc>
+        <w:tc>
+          <w:tcPr>
+            <w:tcW w:w="6778" w:type="dxa"/>
+          </w:tcPr>
+          <w:p>
+            <w:pPr>
+              <w:spacing w:line="276" w:lineRule="auto"/>
+              <w:ind w:right="75"/>
+              <w:jc w:val="both"/>
+              <w:rPr>
+                <w:rFonts w:ascii="Arial" w:hAnsi="Arial" w:cs="Arial"/>
+                <w:sz w:val="22"/>
+                <w:szCs w:val="22"/>
+              </w:rPr>
+            </w:pPr>
+            <w:r>
+              <w:rPr>
+                <w:rFonts w:ascii="Arial" w:eastAsia="Arial" w:hAnsi="Arial" w:cs="Arial"/>
+                <w:spacing w:val="-2"/>
+                <w:sz w:val="22"/>
+                <w:szCs w:val="22"/>
+                <w:lang w:val="ms-MY"/>
+              </w:rPr>
+              <w:t>{satuan_kerja}</w:t>
             </w:r>
           </w:p>
         </w:tc>
@@ -1221,7 +1296,7 @@
                 <w:szCs w:val="22"/>
                 <w:lang w:val="ms-MY"/>
               </w:rPr>
-              <w:t>Satuan Kerja</w:t>
+              <w:t>Pejabat Pembuat Komitmen</w:t>
             </w:r>
             <w:r>
               <w:rPr>
@@ -1285,20 +1360,40 @@
               <w:ind w:right="75"/>
               <w:jc w:val="both"/>
               <w:rPr>
+                <w:rFonts w:ascii="Arial" w:hAnsi="Arial" w:cs="Arial"/>
+                <w:sz w:val="22"/>
+                <w:szCs w:val="22"/>
+              </w:rPr>
+            </w:pPr>
+            <w:r>
+              <w:rPr>
                 <w:rFonts w:ascii="Arial" w:eastAsia="Arial" w:hAnsi="Arial" w:cs="Arial"/>
                 <w:spacing w:val="-2"/>
                 <w:sz w:val="22"/>
                 <w:szCs w:val="22"/>
                 <w:lang w:val="ms-MY"/>
               </w:rPr>
-            </w:pPr>
-            <w:r>
-              <w:rPr>
-                <w:rFonts w:ascii="Arial" w:hAnsi="Arial" w:cs="Arial"/>
+              <w:t>{</w:t>
+            </w:r>
+            <w:r>
+              <w:rPr>
+                <w:rFonts w:ascii="Arial" w:eastAsia="Arial" w:hAnsi="Arial" w:cs="Arial"/>
+                <w:spacing w:val="-2"/>
                 <w:sz w:val="22"/>
                 <w:szCs w:val="22"/>
-              </w:rPr>
-              <w:t>{satuan_kerja}</w:t>
+                <w:lang w:val="ms-MY"/>
+              </w:rPr>
+              <w:t>ppk</w:t>
+            </w:r>
+            <w:r>
+              <w:rPr>
+                <w:rFonts w:ascii="Arial" w:eastAsia="Arial" w:hAnsi="Arial" w:cs="Arial"/>
+                <w:spacing w:val="-2"/>
+                <w:sz w:val="22"/>
+                <w:szCs w:val="22"/>
+                <w:lang w:val="ms-MY"/>
+              </w:rPr>
+              <w:t>}</w:t>
             </w:r>
           </w:p>
         </w:tc>
@@ -1322,6 +1417,7 @@
                 <w:spacing w:val="-2"/>
                 <w:sz w:val="22"/>
                 <w:szCs w:val="22"/>
+                <w:highlight w:val="yellow"/>
                 <w:lang w:val="en-ID"/>
               </w:rPr>
             </w:pPr>
@@ -1333,7 +1429,7 @@
                 <w:szCs w:val="22"/>
                 <w:lang w:val="ms-MY"/>
               </w:rPr>
-              <w:t>Pejabat Pembuat Komitmen</w:t>
+              <w:t>Jenis Pengadaan Barang/Jasa</w:t>
             </w:r>
             <w:r>
               <w:rPr>
@@ -1362,6 +1458,7 @@
                 <w:spacing w:val="-2"/>
                 <w:sz w:val="22"/>
                 <w:szCs w:val="22"/>
+                <w:highlight w:val="yellow"/>
                 <w:lang w:val="en-ID"/>
               </w:rPr>
             </w:pPr>
@@ -1397,6 +1494,37 @@
               <w:ind w:right="75"/>
               <w:jc w:val="both"/>
               <w:rPr>
+                <w:rFonts w:ascii="Arial" w:hAnsi="Arial" w:cs="Arial"/>
+                <w:sz w:val="22"/>
+                <w:szCs w:val="22"/>
+              </w:rPr>
+            </w:pPr>
+            <w:r>
+              <w:rPr>
+                <w:rFonts w:ascii="Arial" w:hAnsi="Arial" w:cs="Arial"/>
+                <w:sz w:val="22"/>
+                <w:szCs w:val="22"/>
+              </w:rPr>
+              <w:t>{jenis_pengadaan}</w:t>
+            </w:r>
+          </w:p>
+        </w:tc>
+      </w:tr>
+      <w:tr>
+        <w:trPr>
+          <w:trHeight w:val="300"/>
+        </w:trPr>
+        <w:tc>
+          <w:tcPr>
+            <w:tcW w:w="1953" w:type="dxa"/>
+            <w:hideMark/>
+          </w:tcPr>
+          <w:p>
+            <w:pPr>
+              <w:spacing w:line="276" w:lineRule="auto"/>
+              <w:ind w:left="101" w:right="75"/>
+              <w:jc w:val="both"/>
+              <w:rPr>
                 <w:rFonts w:ascii="Arial" w:eastAsia="Arial" w:hAnsi="Arial" w:cs="Arial"/>
                 <w:spacing w:val="-2"/>
                 <w:sz w:val="22"/>
@@ -1406,13 +1534,88 @@
             </w:pPr>
             <w:r>
               <w:rPr>
-                <w:rFonts w:ascii="Arial" w:hAnsi="Arial" w:cs="Arial"/>
+                <w:rFonts w:ascii="Arial" w:eastAsia="Arial" w:hAnsi="Arial" w:cs="Arial"/>
+                <w:spacing w:val="-2"/>
                 <w:sz w:val="22"/>
                 <w:szCs w:val="22"/>
-              </w:rPr>
-              <w:t>{</w:t>
-            </w:r>
-            <w:proofErr w:type="spellStart"/>
+                <w:lang w:val="ms-MY"/>
+              </w:rPr>
+              <w:t>Metode Pemilihan</w:t>
+            </w:r>
+            <w:r>
+              <w:rPr>
+                <w:rFonts w:ascii="Arial" w:eastAsia="Arial" w:hAnsi="Arial" w:cs="Arial"/>
+                <w:spacing w:val="-2"/>
+                <w:sz w:val="22"/>
+                <w:szCs w:val="22"/>
+                <w:lang w:val="en-ID"/>
+              </w:rPr>
+              <w:t> </w:t>
+            </w:r>
+          </w:p>
+        </w:tc>
+        <w:tc>
+          <w:tcPr>
+            <w:tcW w:w="305" w:type="dxa"/>
+            <w:hideMark/>
+          </w:tcPr>
+          <w:p>
+            <w:pPr>
+              <w:spacing w:line="276" w:lineRule="auto"/>
+              <w:ind w:left="101" w:right="75"/>
+              <w:jc w:val="both"/>
+              <w:rPr>
+                <w:rFonts w:ascii="Arial" w:eastAsia="Arial" w:hAnsi="Arial" w:cs="Arial"/>
+                <w:spacing w:val="-2"/>
+                <w:sz w:val="22"/>
+                <w:szCs w:val="22"/>
+                <w:lang w:val="en-ID"/>
+              </w:rPr>
+            </w:pPr>
+            <w:r>
+              <w:rPr>
+                <w:rFonts w:ascii="Arial" w:eastAsia="Arial" w:hAnsi="Arial" w:cs="Arial"/>
+                <w:spacing w:val="-2"/>
+                <w:sz w:val="22"/>
+                <w:szCs w:val="22"/>
+                <w:lang w:val="ms-MY"/>
+              </w:rPr>
+              <w:t>:</w:t>
+            </w:r>
+            <w:r>
+              <w:rPr>
+                <w:rFonts w:ascii="Arial" w:eastAsia="Arial" w:hAnsi="Arial" w:cs="Arial"/>
+                <w:spacing w:val="-2"/>
+                <w:sz w:val="22"/>
+                <w:szCs w:val="22"/>
+                <w:lang w:val="en-ID"/>
+              </w:rPr>
+              <w:t> </w:t>
+            </w:r>
+          </w:p>
+        </w:tc>
+        <w:tc>
+          <w:tcPr>
+            <w:tcW w:w="6778" w:type="dxa"/>
+          </w:tcPr>
+          <w:p>
+            <w:pPr>
+              <w:ind w:right="28"/>
+              <w:jc w:val="both"/>
+              <w:rPr>
+                <w:rFonts w:ascii="Arial" w:hAnsi="Arial" w:cs="Arial"/>
+                <w:sz w:val="22"/>
+                <w:szCs w:val="22"/>
+              </w:rPr>
+            </w:pPr>
+            <w:r>
+              <w:rPr>
+                <w:rFonts w:ascii="Arial" w:hAnsi="Arial" w:cs="Arial"/>
+                <w:sz w:val="22"/>
+                <w:szCs w:val="22"/>
+              </w:rPr>
+              <w:t>{metode_</w:t>
+            </w:r>
             <w:r>
               <w:rPr>
                 <w:rFonts w:ascii="Arial" w:hAnsi="Arial" w:cs="Arial"/>
@@ -1420,9 +1623,8 @@
                 <w:szCs w:val="22"/>
                 <w:lang w:val="en-US"/>
               </w:rPr>
-              <w:t>ppk</w:t>
-            </w:r>
-            <w:proofErr w:type="spellEnd"/>
+              <w:t>pemilihan</w:t>
+            </w:r>
             <w:r>
               <w:rPr>
                 <w:rFonts w:ascii="Arial" w:hAnsi="Arial" w:cs="Arial"/>
@@ -1453,8 +1655,7 @@
                 <w:spacing w:val="-2"/>
                 <w:sz w:val="22"/>
                 <w:szCs w:val="22"/>
-                <w:highlight w:val="yellow"/>
-                <w:lang w:val="en-ID"/>
+                <w:lang w:val="ms-MY"/>
               </w:rPr>
             </w:pPr>
             <w:r>
@@ -1465,9 +1666,20 @@
                 <w:szCs w:val="22"/>
                 <w:lang w:val="ms-MY"/>
               </w:rPr>
-              <w:t>Jenis Pengadaan Barang/Jasa</w:t>
-            </w:r>
-            <w:r>
+              <w:t>Tahun Anggaran </w:t>
+            </w:r>
+          </w:p>
+        </w:tc>
+        <w:tc>
+          <w:tcPr>
+            <w:tcW w:w="305" w:type="dxa"/>
+            <w:hideMark/>
+          </w:tcPr>
+          <w:p>
+            <w:pPr>
+              <w:spacing w:line="276" w:lineRule="auto"/>
+              <w:ind w:left="101" w:right="75"/>
+              <w:jc w:val="both"/>
               <w:rPr>
                 <w:rFonts w:ascii="Arial" w:eastAsia="Arial" w:hAnsi="Arial" w:cs="Arial"/>
                 <w:spacing w:val="-2"/>
@@ -1475,28 +1687,6 @@
                 <w:szCs w:val="22"/>
                 <w:lang w:val="en-ID"/>
               </w:rPr>
-              <w:t> </w:t>
-            </w:r>
-          </w:p>
-        </w:tc>
-        <w:tc>
-          <w:tcPr>
-            <w:tcW w:w="305" w:type="dxa"/>
-            <w:hideMark/>
-          </w:tcPr>
-          <w:p>
-            <w:pPr>
-              <w:spacing w:line="276" w:lineRule="auto"/>
-              <w:ind w:left="101" w:right="75"/>
-              <w:jc w:val="both"/>
-              <w:rPr>
-                <w:rFonts w:ascii="Arial" w:eastAsia="Arial" w:hAnsi="Arial" w:cs="Arial"/>
-                <w:spacing w:val="-2"/>
-                <w:sz w:val="22"/>
-                <w:szCs w:val="22"/>
-                <w:highlight w:val="yellow"/>
-                <w:lang w:val="en-ID"/>
-              </w:rPr>
             </w:pPr>
             <w:r>
               <w:rPr>
@@ -1530,6 +1720,67 @@
               <w:ind w:right="75"/>
               <w:jc w:val="both"/>
               <w:rPr>
+                <w:rFonts w:ascii="Arial" w:hAnsi="Arial" w:cs="Arial"/>
+                <w:sz w:val="22"/>
+                <w:szCs w:val="22"/>
+              </w:rPr>
+            </w:pPr>
+            <w:r>
+              <w:rPr>
+                <w:rFonts w:ascii="Arial" w:hAnsi="Arial" w:cs="Arial"/>
+                <w:sz w:val="22"/>
+                <w:szCs w:val="22"/>
+              </w:rPr>
+              <w:t>{tahun_anggaran}</w:t>
+            </w:r>
+          </w:p>
+        </w:tc>
+      </w:tr>
+      <w:tr>
+        <w:trPr>
+          <w:trHeight w:val="300"/>
+        </w:trPr>
+        <w:tc>
+          <w:tcPr>
+            <w:tcW w:w="1953" w:type="dxa"/>
+            <w:hideMark/>
+          </w:tcPr>
+          <w:p>
+            <w:pPr>
+              <w:spacing w:line="276" w:lineRule="auto"/>
+              <w:ind w:left="101" w:right="75"/>
+              <w:jc w:val="both"/>
+              <w:rPr>
+                <w:rFonts w:ascii="Arial" w:eastAsia="Arial" w:hAnsi="Arial" w:cs="Arial"/>
+                <w:spacing w:val="-2"/>
+                <w:sz w:val="22"/>
+                <w:szCs w:val="22"/>
+                <w:lang w:val="ms-MY"/>
+              </w:rPr>
+            </w:pPr>
+            <w:r>
+              <w:rPr>
+                <w:rFonts w:ascii="Arial" w:eastAsia="Arial" w:hAnsi="Arial" w:cs="Arial"/>
+                <w:spacing w:val="-2"/>
+                <w:sz w:val="22"/>
+                <w:szCs w:val="22"/>
+                <w:lang w:val="ms-MY"/>
+              </w:rPr>
+              <w:t>Nilai Pagu Anggaran</w:t>
+            </w:r>
+          </w:p>
+        </w:tc>
+        <w:tc>
+          <w:tcPr>
+            <w:tcW w:w="305" w:type="dxa"/>
+            <w:hideMark/>
+          </w:tcPr>
+          <w:p>
+            <w:pPr>
+              <w:spacing w:line="276" w:lineRule="auto"/>
+              <w:ind w:left="101" w:right="75"/>
+              <w:jc w:val="both"/>
+              <w:rPr>
                 <w:rFonts w:ascii="Arial" w:eastAsia="Arial" w:hAnsi="Arial" w:cs="Arial"/>
                 <w:spacing w:val="-2"/>
                 <w:sz w:val="22"/>
@@ -1539,11 +1790,97 @@
             </w:pPr>
             <w:r>
               <w:rPr>
-                <w:rFonts w:ascii="Arial" w:hAnsi="Arial" w:cs="Arial"/>
+                <w:rFonts w:ascii="Arial" w:eastAsia="Arial" w:hAnsi="Arial" w:cs="Arial"/>
+                <w:spacing w:val="-2"/>
                 <w:sz w:val="22"/>
                 <w:szCs w:val="22"/>
-              </w:rPr>
-              <w:t>{jenis_pengadaan}</w:t>
+                <w:lang w:val="ms-MY"/>
+              </w:rPr>
+              <w:t>:</w:t>
+            </w:r>
+            <w:r>
+              <w:rPr>
+                <w:rFonts w:ascii="Arial" w:eastAsia="Arial" w:hAnsi="Arial" w:cs="Arial"/>
+                <w:spacing w:val="-2"/>
+                <w:sz w:val="22"/>
+                <w:szCs w:val="22"/>
+                <w:lang w:val="en-ID"/>
+              </w:rPr>
+              <w:t> </w:t>
+            </w:r>
+          </w:p>
+        </w:tc>
+        <w:tc>
+          <w:tcPr>
+            <w:tcW w:w="6778" w:type="dxa"/>
+          </w:tcPr>
+          <w:p>
+            <w:pPr>
+              <w:rPr>
+                <w:rFonts w:ascii="Arial" w:hAnsi="Arial" w:cs="Arial"/>
+                <w:sz w:val="22"/>
+                <w:szCs w:val="22"/>
+              </w:rPr>
+            </w:pPr>
+            <w:r>
+              <w:rPr>
+                <w:rFonts w:ascii="Arial" w:hAnsi="Arial" w:cs="Arial"/>
+                <w:sz w:val="22"/>
+                <w:szCs w:val="22"/>
+              </w:rPr>
+              <w:t>{nilai_</w:t>
+            </w:r>
+            <w:r>
+              <w:rPr>
+                <w:rFonts w:ascii="Arial" w:hAnsi="Arial" w:cs="Arial"/>
+                <w:sz w:val="22"/>
+                <w:szCs w:val="22"/>
+              </w:rPr>
+              <w:t>pagu</w:t>
+            </w:r>
+            <w:r>
+              <w:rPr>
+                <w:rFonts w:ascii="Arial" w:hAnsi="Arial" w:cs="Arial"/>
+                <w:sz w:val="22"/>
+                <w:szCs w:val="22"/>
+              </w:rPr>
+              <w:t>}</w:t>
+            </w:r>
+          </w:p>
+          <w:p>
+            <w:pPr>
+              <w:spacing w:line="276" w:lineRule="auto"/>
+              <w:ind w:right="75"/>
+              <w:jc w:val="both"/>
+              <w:rPr>
+                <w:rFonts w:ascii="Arial" w:hAnsi="Arial" w:cs="Arial"/>
+                <w:sz w:val="22"/>
+                <w:szCs w:val="22"/>
+              </w:rPr>
+            </w:pPr>
+            <w:r>
+              <w:rPr>
+                <w:rFonts w:ascii="Arial" w:hAnsi="Arial" w:cs="Arial"/>
+                <w:sz w:val="22"/>
+                <w:szCs w:val="22"/>
+              </w:rPr>
+              <w:t>({terbilang_pagu})</w:t>
+            </w:r>
+            <w:r>
+              <w:rPr>
+                <w:rFonts w:ascii="Arial" w:hAnsi="Arial" w:cs="Arial"/>
+                <w:sz w:val="22"/>
+                <w:szCs w:val="22"/>
+              </w:rPr>
+              <w:t xml:space="preserve"> </w:t>
+            </w:r>
+            <w:r>
+              <w:rPr>
+                <w:rFonts w:ascii="Arial" w:hAnsi="Arial" w:cs="Arial"/>
+                <w:sz w:val="22"/>
+                <w:szCs w:val="22"/>
+              </w:rPr>
+              <w:t>termasuk pajak</w:t>
             </w:r>
           </w:p>
         </w:tc>
@@ -1555,13 +1892,60 @@
         <w:tc>
           <w:tcPr>
             <w:tcW w:w="1953" w:type="dxa"/>
-            <w:hideMark/>
           </w:tcPr>
           <w:p>
             <w:pPr>
               <w:spacing w:line="276" w:lineRule="auto"/>
               <w:ind w:left="101" w:right="75"/>
               <w:jc w:val="both"/>
+              <w:rPr>
+                <w:rFonts w:ascii="Arial" w:eastAsia="Arial" w:hAnsi="Arial" w:cs="Arial"/>
+                <w:spacing w:val="-2"/>
+                <w:sz w:val="22"/>
+                <w:szCs w:val="22"/>
+                <w:lang w:val="ms-MY"/>
+              </w:rPr>
+            </w:pPr>
+            <w:r>
+              <w:rPr>
+                <w:rFonts w:ascii="Arial" w:eastAsia="Arial" w:hAnsi="Arial" w:cs="Arial"/>
+                <w:spacing w:val="-2"/>
+                <w:sz w:val="22"/>
+                <w:szCs w:val="22"/>
+                <w:lang w:val="ms-MY"/>
+              </w:rPr>
+              <w:t>Nilai HPS</w:t>
+            </w:r>
+          </w:p>
+        </w:tc>
+        <w:tc>
+          <w:tcPr>
+            <w:tcW w:w="305" w:type="dxa"/>
+          </w:tcPr>
+          <w:p>
+            <w:pPr>
+              <w:spacing w:line="276" w:lineRule="auto"/>
+              <w:ind w:left="101" w:right="75"/>
+              <w:jc w:val="both"/>
+              <w:rPr>
+                <w:rFonts w:ascii="Arial" w:eastAsia="Arial" w:hAnsi="Arial" w:cs="Arial"/>
+                <w:spacing w:val="-2"/>
+                <w:sz w:val="22"/>
+                <w:szCs w:val="22"/>
+                <w:lang w:val="ms-MY"/>
+              </w:rPr>
+            </w:pPr>
+            <w:r>
+              <w:rPr>
+                <w:rFonts w:ascii="Arial" w:eastAsia="Arial" w:hAnsi="Arial" w:cs="Arial"/>
+                <w:spacing w:val="-2"/>
+                <w:sz w:val="22"/>
+                <w:szCs w:val="22"/>
+                <w:lang w:val="ms-MY"/>
+              </w:rPr>
+              <w:t>:</w:t>
+            </w:r>
+            <w:r>
               <w:rPr>
                 <w:rFonts w:ascii="Arial" w:eastAsia="Arial" w:hAnsi="Arial" w:cs="Arial"/>
                 <w:spacing w:val="-2"/>
@@ -1569,202 +1953,56 @@
                 <w:szCs w:val="22"/>
                 <w:lang w:val="en-ID"/>
               </w:rPr>
-            </w:pPr>
-            <w:r>
-              <w:rPr>
-                <w:rFonts w:ascii="Arial" w:eastAsia="Arial" w:hAnsi="Arial" w:cs="Arial"/>
-                <w:spacing w:val="-2"/>
+              <w:t> </w:t>
+            </w:r>
+          </w:p>
+        </w:tc>
+        <w:tc>
+          <w:tcPr>
+            <w:tcW w:w="6778" w:type="dxa"/>
+          </w:tcPr>
+          <w:p>
+            <w:pPr>
+              <w:rPr>
+                <w:rFonts w:ascii="Arial" w:hAnsi="Arial" w:cs="Arial"/>
                 <w:sz w:val="22"/>
                 <w:szCs w:val="22"/>
-                <w:lang w:val="ms-MY"/>
-              </w:rPr>
-              <w:t>Metode Pemilihan</w:t>
-            </w:r>
-            <w:r>
-              <w:rPr>
-                <w:rFonts w:ascii="Arial" w:eastAsia="Arial" w:hAnsi="Arial" w:cs="Arial"/>
-                <w:spacing w:val="-2"/>
+              </w:rPr>
+            </w:pPr>
+            <w:r>
+              <w:rPr>
+                <w:rFonts w:ascii="Arial" w:hAnsi="Arial" w:cs="Arial"/>
                 <w:sz w:val="22"/>
                 <w:szCs w:val="22"/>
-                <w:lang w:val="en-ID"/>
-              </w:rPr>
-              <w:t> </w:t>
-            </w:r>
-          </w:p>
-        </w:tc>
-        <w:tc>
-          <w:tcPr>
-            <w:tcW w:w="305" w:type="dxa"/>
-            <w:hideMark/>
-          </w:tcPr>
-          <w:p>
-            <w:pPr>
-              <w:spacing w:line="276" w:lineRule="auto"/>
-              <w:ind w:left="101" w:right="75"/>
-              <w:jc w:val="both"/>
-              <w:rPr>
-                <w:rFonts w:ascii="Arial" w:eastAsia="Arial" w:hAnsi="Arial" w:cs="Arial"/>
-                <w:spacing w:val="-2"/>
+              </w:rPr>
+              <w:t>{nilai_</w:t>
+            </w:r>
+            <w:r>
+              <w:rPr>
+                <w:rFonts w:ascii="Arial" w:hAnsi="Arial" w:cs="Arial"/>
                 <w:sz w:val="22"/>
                 <w:szCs w:val="22"/>
-                <w:lang w:val="en-ID"/>
-              </w:rPr>
-            </w:pPr>
-            <w:r>
-              <w:rPr>
-                <w:rFonts w:ascii="Arial" w:eastAsia="Arial" w:hAnsi="Arial" w:cs="Arial"/>
-                <w:spacing w:val="-2"/>
+              </w:rPr>
+              <w:t>hps</w:t>
+            </w:r>
+            <w:r>
+              <w:rPr>
+                <w:rFonts w:ascii="Arial" w:hAnsi="Arial" w:cs="Arial"/>
                 <w:sz w:val="22"/>
                 <w:szCs w:val="22"/>
-                <w:lang w:val="ms-MY"/>
-              </w:rPr>
-              <w:t>:</w:t>
-            </w:r>
-            <w:r>
-              <w:rPr>
-                <w:rFonts w:ascii="Arial" w:eastAsia="Arial" w:hAnsi="Arial" w:cs="Arial"/>
-                <w:spacing w:val="-2"/>
-                <w:sz w:val="22"/>
-                <w:szCs w:val="22"/>
-                <w:lang w:val="en-ID"/>
-              </w:rPr>
-              <w:t> </w:t>
-            </w:r>
-          </w:p>
-        </w:tc>
-        <w:tc>
-          <w:tcPr>
-            <w:tcW w:w="6778" w:type="dxa"/>
-          </w:tcPr>
-          <w:p>
-            <w:pPr>
-              <w:ind w:right="28"/>
-              <w:jc w:val="both"/>
-              <w:rPr>
-                <w:rFonts w:ascii="Arial" w:hAnsi="Arial" w:cs="Arial"/>
-                <w:sz w:val="22"/>
-                <w:szCs w:val="22"/>
-              </w:rPr>
-            </w:pPr>
-            <w:r>
-              <w:rPr>
-                <w:rFonts w:ascii="Arial" w:hAnsi="Arial" w:cs="Arial"/>
-                <w:sz w:val="22"/>
-                <w:szCs w:val="22"/>
-              </w:rPr>
-              <w:t>{metode_</w:t>
-            </w:r>
-            <w:r>
-              <w:t xml:space="preserve"> </w:t>
-            </w:r>
-            <w:r>
-              <w:rPr>
-                <w:rFonts w:ascii="Arial" w:hAnsi="Arial" w:cs="Arial"/>
-                <w:sz w:val="22"/>
-                <w:szCs w:val="22"/>
-              </w:rPr>
-              <w:t>pemilihan</w:t>
-            </w:r>
-            <w:r>
-              <w:rPr>
-                <w:rFonts w:ascii="Arial" w:hAnsi="Arial" w:cs="Arial"/>
-                <w:sz w:val="22"/>
-                <w:szCs w:val="22"/>
               </w:rPr>
               <w:t>}</w:t>
             </w:r>
           </w:p>
-        </w:tc>
-      </w:tr>
-      <w:tr>
-        <w:trPr>
-          <w:trHeight w:val="300"/>
-        </w:trPr>
-        <w:tc>
-          <w:tcPr>
-            <w:tcW w:w="1953" w:type="dxa"/>
-            <w:hideMark/>
-          </w:tcPr>
-          <w:p>
-            <w:pPr>
-              <w:spacing w:line="276" w:lineRule="auto"/>
-              <w:ind w:left="101" w:right="75"/>
-              <w:jc w:val="both"/>
-              <w:rPr>
-                <w:rFonts w:ascii="Arial" w:eastAsia="Arial" w:hAnsi="Arial" w:cs="Arial"/>
-                <w:spacing w:val="-2"/>
-                <w:sz w:val="22"/>
-                <w:szCs w:val="22"/>
-                <w:lang w:val="ms-MY"/>
-              </w:rPr>
-            </w:pPr>
-            <w:r>
-              <w:rPr>
-                <w:rFonts w:ascii="Arial" w:eastAsia="Arial" w:hAnsi="Arial" w:cs="Arial"/>
-                <w:spacing w:val="-2"/>
-                <w:sz w:val="22"/>
-                <w:szCs w:val="22"/>
-                <w:lang w:val="ms-MY"/>
-              </w:rPr>
-              <w:t>Tahun Anggaran </w:t>
-            </w:r>
-          </w:p>
-        </w:tc>
-        <w:tc>
-          <w:tcPr>
-            <w:tcW w:w="305" w:type="dxa"/>
-            <w:hideMark/>
-          </w:tcPr>
-          <w:p>
-            <w:pPr>
-              <w:spacing w:line="276" w:lineRule="auto"/>
-              <w:ind w:left="101" w:right="75"/>
-              <w:jc w:val="both"/>
-              <w:rPr>
-                <w:rFonts w:ascii="Arial" w:eastAsia="Arial" w:hAnsi="Arial" w:cs="Arial"/>
-                <w:spacing w:val="-2"/>
-                <w:sz w:val="22"/>
-                <w:szCs w:val="22"/>
-                <w:lang w:val="en-ID"/>
-              </w:rPr>
-            </w:pPr>
-            <w:r>
-              <w:rPr>
-                <w:rFonts w:ascii="Arial" w:eastAsia="Arial" w:hAnsi="Arial" w:cs="Arial"/>
-                <w:spacing w:val="-2"/>
-                <w:sz w:val="22"/>
-                <w:szCs w:val="22"/>
-                <w:lang w:val="ms-MY"/>
-              </w:rPr>
-              <w:t>:</w:t>
-            </w:r>
-            <w:r>
-              <w:rPr>
-                <w:rFonts w:ascii="Arial" w:eastAsia="Arial" w:hAnsi="Arial" w:cs="Arial"/>
-                <w:spacing w:val="-2"/>
-                <w:sz w:val="22"/>
-                <w:szCs w:val="22"/>
-                <w:lang w:val="en-ID"/>
-              </w:rPr>
-              <w:t> </w:t>
-            </w:r>
-          </w:p>
-        </w:tc>
-        <w:tc>
-          <w:tcPr>
-            <w:tcW w:w="6778" w:type="dxa"/>
-          </w:tcPr>
           <w:p>
             <w:pPr>
               <w:spacing w:line="276" w:lineRule="auto"/>
               <w:ind w:right="75"/>
               <w:jc w:val="both"/>
               <w:rPr>
-                <w:rFonts w:ascii="Arial" w:eastAsia="Arial" w:hAnsi="Arial" w:cs="Arial"/>
-                <w:spacing w:val="-2"/>
+                <w:rFonts w:ascii="Arial" w:hAnsi="Arial" w:cs="Arial"/>
                 <w:sz w:val="22"/>
                 <w:szCs w:val="22"/>
-                <w:lang w:val="en-ID"/>
               </w:rPr>
             </w:pPr>
             <w:r>
@@ -1773,323 +2011,39 @@
                 <w:sz w:val="22"/>
                 <w:szCs w:val="22"/>
               </w:rPr>
-              <w:t>{tahun_anggaran}</w:t>
-            </w:r>
-          </w:p>
-        </w:tc>
-      </w:tr>
-      <w:tr>
-        <w:trPr>
-          <w:trHeight w:val="300"/>
-        </w:trPr>
-        <w:tc>
-          <w:tcPr>
-            <w:tcW w:w="1953" w:type="dxa"/>
-            <w:hideMark/>
-          </w:tcPr>
-          <w:p>
-            <w:pPr>
-              <w:spacing w:line="276" w:lineRule="auto"/>
-              <w:ind w:left="101" w:right="75"/>
-              <w:jc w:val="both"/>
-              <w:rPr>
-                <w:rFonts w:ascii="Arial" w:eastAsia="Arial" w:hAnsi="Arial" w:cs="Arial"/>
-                <w:spacing w:val="-2"/>
+              <w:t>({terbilang_</w:t>
+            </w:r>
+            <w:r>
+              <w:rPr>
+                <w:rFonts w:ascii="Arial" w:hAnsi="Arial" w:cs="Arial"/>
                 <w:sz w:val="22"/>
                 <w:szCs w:val="22"/>
-                <w:lang w:val="ms-MY"/>
-              </w:rPr>
-            </w:pPr>
-            <w:r>
-              <w:rPr>
-                <w:rFonts w:ascii="Arial" w:eastAsia="Arial" w:hAnsi="Arial" w:cs="Arial"/>
-                <w:spacing w:val="-2"/>
+              </w:rPr>
+              <w:t>hps</w:t>
+            </w:r>
+            <w:r>
+              <w:rPr>
+                <w:rFonts w:ascii="Arial" w:hAnsi="Arial" w:cs="Arial"/>
                 <w:sz w:val="22"/>
                 <w:szCs w:val="22"/>
-                <w:lang w:val="ms-MY"/>
-              </w:rPr>
-              <w:t>Nilai Pagu Anggaran</w:t>
-            </w:r>
-          </w:p>
-        </w:tc>
-        <w:tc>
-          <w:tcPr>
-            <w:tcW w:w="305" w:type="dxa"/>
-            <w:hideMark/>
-          </w:tcPr>
-          <w:p>
-            <w:pPr>
-              <w:spacing w:line="276" w:lineRule="auto"/>
-              <w:ind w:left="101" w:right="75"/>
-              <w:jc w:val="both"/>
-              <w:rPr>
-                <w:rFonts w:ascii="Arial" w:eastAsia="Arial" w:hAnsi="Arial" w:cs="Arial"/>
-                <w:spacing w:val="-2"/>
+              </w:rPr>
+              <w:t>})</w:t>
+            </w:r>
+            <w:r>
+              <w:rPr>
+                <w:rFonts w:ascii="Arial" w:hAnsi="Arial" w:cs="Arial"/>
                 <w:sz w:val="22"/>
                 <w:szCs w:val="22"/>
-                <w:lang w:val="en-ID"/>
-              </w:rPr>
-            </w:pPr>
-            <w:r>
-              <w:rPr>
-                <w:rFonts w:ascii="Arial" w:eastAsia="Arial" w:hAnsi="Arial" w:cs="Arial"/>
-                <w:spacing w:val="-2"/>
+              </w:rPr>
+              <w:t xml:space="preserve"> </w:t>
+            </w:r>
+            <w:r>
+              <w:rPr>
+                <w:rFonts w:ascii="Arial" w:hAnsi="Arial" w:cs="Arial"/>
                 <w:sz w:val="22"/>
                 <w:szCs w:val="22"/>
-                <w:lang w:val="ms-MY"/>
-              </w:rPr>
-              <w:t>:</w:t>
-            </w:r>
-            <w:r>
-              <w:rPr>
-                <w:rFonts w:ascii="Arial" w:eastAsia="Arial" w:hAnsi="Arial" w:cs="Arial"/>
-                <w:spacing w:val="-2"/>
-                <w:sz w:val="22"/>
-                <w:szCs w:val="22"/>
-                <w:lang w:val="en-ID"/>
-              </w:rPr>
-              <w:t> </w:t>
-            </w:r>
-          </w:p>
-        </w:tc>
-        <w:tc>
-          <w:tcPr>
-            <w:tcW w:w="6778" w:type="dxa"/>
-          </w:tcPr>
-          <w:p>
-            <w:pPr>
-              <w:spacing w:line="276" w:lineRule="auto"/>
-              <w:ind w:right="75"/>
-              <w:jc w:val="both"/>
-              <w:rPr>
-                <w:rFonts w:ascii="Arial" w:hAnsi="Arial" w:cs="Arial"/>
-                <w:sz w:val="22"/>
-                <w:szCs w:val="22"/>
-              </w:rPr>
-            </w:pPr>
-            <w:r>
-              <w:rPr>
-                <w:rFonts w:ascii="Arial" w:hAnsi="Arial" w:cs="Arial"/>
-                <w:sz w:val="22"/>
-                <w:szCs w:val="22"/>
-              </w:rPr>
-              <w:t>{nilai_</w:t>
-            </w:r>
-            <w:r>
-              <w:rPr>
-                <w:rFonts w:ascii="Arial" w:hAnsi="Arial" w:cs="Arial"/>
-                <w:sz w:val="22"/>
-                <w:szCs w:val="22"/>
-              </w:rPr>
-              <w:t>pagu</w:t>
-            </w:r>
-            <w:r>
-              <w:rPr>
-                <w:rFonts w:ascii="Arial" w:hAnsi="Arial" w:cs="Arial"/>
-                <w:sz w:val="22"/>
-                <w:szCs w:val="22"/>
-              </w:rPr>
-              <w:t>}</w:t>
-            </w:r>
-          </w:p>
-          <w:p>
-            <w:pPr>
-              <w:spacing w:line="276" w:lineRule="auto"/>
-              <w:ind w:right="75"/>
-              <w:jc w:val="both"/>
-              <w:rPr>
-                <w:rFonts w:ascii="Arial" w:eastAsia="Arial" w:hAnsi="Arial" w:cs="Arial"/>
-                <w:spacing w:val="-2"/>
-                <w:sz w:val="22"/>
-                <w:szCs w:val="22"/>
-                <w:highlight w:val="yellow"/>
-                <w:lang w:val="en-ID"/>
-              </w:rPr>
-            </w:pPr>
-            <w:r>
-              <w:rPr>
-                <w:rFonts w:ascii="Arial" w:hAnsi="Arial" w:cs="Arial"/>
-                <w:sz w:val="22"/>
-                <w:szCs w:val="22"/>
-              </w:rPr>
-              <w:t>(</w:t>
-            </w:r>
-            <w:r>
-              <w:rPr>
-                <w:rFonts w:ascii="Arial" w:hAnsi="Arial" w:cs="Arial"/>
-                <w:sz w:val="22"/>
-                <w:szCs w:val="22"/>
-              </w:rPr>
-              <w:t>{terbilang_</w:t>
-            </w:r>
-            <w:r>
-              <w:rPr>
-                <w:rFonts w:ascii="Arial" w:hAnsi="Arial" w:cs="Arial"/>
-                <w:sz w:val="22"/>
-                <w:szCs w:val="22"/>
-              </w:rPr>
-              <w:t>pagu</w:t>
-            </w:r>
-            <w:r>
-              <w:rPr>
-                <w:rFonts w:ascii="Arial" w:hAnsi="Arial" w:cs="Arial"/>
-                <w:sz w:val="22"/>
-                <w:szCs w:val="22"/>
-              </w:rPr>
-              <w:t>}</w:t>
-            </w:r>
-            <w:r>
-              <w:rPr>
-                <w:rFonts w:ascii="Arial" w:hAnsi="Arial" w:cs="Arial"/>
-                <w:sz w:val="22"/>
-                <w:szCs w:val="22"/>
-              </w:rPr>
-              <w:t>) termasuk pajak</w:t>
-            </w:r>
-          </w:p>
-        </w:tc>
-      </w:tr>
-      <w:tr>
-        <w:trPr>
-          <w:trHeight w:val="300"/>
-        </w:trPr>
-        <w:tc>
-          <w:tcPr>
-            <w:tcW w:w="1953" w:type="dxa"/>
-          </w:tcPr>
-          <w:p>
-            <w:pPr>
-              <w:spacing w:line="276" w:lineRule="auto"/>
-              <w:ind w:left="101" w:right="75"/>
-              <w:jc w:val="both"/>
-              <w:rPr>
-                <w:rFonts w:ascii="Arial" w:eastAsia="Arial" w:hAnsi="Arial" w:cs="Arial"/>
-                <w:spacing w:val="-2"/>
-                <w:sz w:val="22"/>
-                <w:szCs w:val="22"/>
-                <w:lang w:val="ms-MY"/>
-              </w:rPr>
-            </w:pPr>
-            <w:r>
-              <w:rPr>
-                <w:rFonts w:ascii="Arial" w:eastAsia="Arial" w:hAnsi="Arial" w:cs="Arial"/>
-                <w:spacing w:val="-2"/>
-                <w:sz w:val="22"/>
-                <w:szCs w:val="22"/>
-                <w:lang w:val="ms-MY"/>
-              </w:rPr>
-              <w:t>Nilai HPS</w:t>
-            </w:r>
-          </w:p>
-        </w:tc>
-        <w:tc>
-          <w:tcPr>
-            <w:tcW w:w="305" w:type="dxa"/>
-          </w:tcPr>
-          <w:p>
-            <w:pPr>
-              <w:spacing w:line="276" w:lineRule="auto"/>
-              <w:ind w:left="101" w:right="75"/>
-              <w:jc w:val="both"/>
-              <w:rPr>
-                <w:rFonts w:ascii="Arial" w:eastAsia="Arial" w:hAnsi="Arial" w:cs="Arial"/>
-                <w:spacing w:val="-2"/>
-                <w:sz w:val="22"/>
-                <w:szCs w:val="22"/>
-                <w:lang w:val="ms-MY"/>
-              </w:rPr>
-            </w:pPr>
-            <w:r>
-              <w:rPr>
-                <w:rFonts w:ascii="Arial" w:eastAsia="Arial" w:hAnsi="Arial" w:cs="Arial"/>
-                <w:spacing w:val="-2"/>
-                <w:sz w:val="22"/>
-                <w:szCs w:val="22"/>
-                <w:lang w:val="ms-MY"/>
-              </w:rPr>
-              <w:t>:</w:t>
-            </w:r>
-            <w:r>
-              <w:rPr>
-                <w:rFonts w:ascii="Arial" w:eastAsia="Arial" w:hAnsi="Arial" w:cs="Arial"/>
-                <w:spacing w:val="-2"/>
-                <w:sz w:val="22"/>
-                <w:szCs w:val="22"/>
-                <w:lang w:val="en-ID"/>
-              </w:rPr>
-              <w:t> </w:t>
-            </w:r>
-          </w:p>
-        </w:tc>
-        <w:tc>
-          <w:tcPr>
-            <w:tcW w:w="6778" w:type="dxa"/>
-          </w:tcPr>
-          <w:p>
-            <w:pPr>
-              <w:spacing w:line="276" w:lineRule="auto"/>
-              <w:ind w:right="75"/>
-              <w:jc w:val="both"/>
-              <w:rPr>
-                <w:rFonts w:ascii="Arial" w:hAnsi="Arial" w:cs="Arial"/>
-                <w:sz w:val="22"/>
-                <w:szCs w:val="22"/>
-              </w:rPr>
-            </w:pPr>
-            <w:r>
-              <w:rPr>
-                <w:rFonts w:ascii="Arial" w:hAnsi="Arial" w:cs="Arial"/>
-                <w:sz w:val="22"/>
-                <w:szCs w:val="22"/>
-              </w:rPr>
-              <w:t>{nilai_</w:t>
-            </w:r>
-            <w:r>
-              <w:rPr>
-                <w:rFonts w:ascii="Arial" w:hAnsi="Arial" w:cs="Arial"/>
-                <w:sz w:val="22"/>
-                <w:szCs w:val="22"/>
-              </w:rPr>
-              <w:t>hps</w:t>
-            </w:r>
-            <w:r>
-              <w:rPr>
-                <w:rFonts w:ascii="Arial" w:hAnsi="Arial" w:cs="Arial"/>
-                <w:sz w:val="22"/>
-                <w:szCs w:val="22"/>
-              </w:rPr>
-              <w:t>}</w:t>
-            </w:r>
-          </w:p>
-          <w:p>
-            <w:pPr>
-              <w:spacing w:line="276" w:lineRule="auto"/>
-              <w:ind w:right="75"/>
-              <w:jc w:val="both"/>
-              <w:rPr>
-                <w:rFonts w:ascii="Arial" w:eastAsia="Arial" w:hAnsi="Arial" w:cs="Arial"/>
-                <w:spacing w:val="-2"/>
-                <w:sz w:val="22"/>
-                <w:szCs w:val="22"/>
-                <w:highlight w:val="yellow"/>
-                <w:lang w:val="ms-MY"/>
-              </w:rPr>
-            </w:pPr>
-            <w:r>
-              <w:rPr>
-                <w:rFonts w:ascii="Arial" w:hAnsi="Arial" w:cs="Arial"/>
-                <w:sz w:val="22"/>
-                <w:szCs w:val="22"/>
-              </w:rPr>
-              <w:t>({terbilang_hps}</w:t>
-            </w:r>
-            <w:r>
-              <w:rPr>
-                <w:rFonts w:ascii="Arial" w:hAnsi="Arial" w:cs="Arial"/>
-                <w:sz w:val="22"/>
-                <w:szCs w:val="22"/>
-              </w:rPr>
-              <w:t>) termasuk pajak</w:t>
+              </w:rPr>
+              <w:t>termasuk pajak</w:t>
             </w:r>
           </w:p>
         </w:tc>
@@ -2453,7 +2407,6 @@
           <w:lang w:val="en-ID"/>
         </w:rPr>
       </w:pPr>
-      <w:proofErr w:type="spellStart"/>
       <w:r>
         <w:rPr>
           <w:rFonts w:ascii="Arial" w:eastAsia="Arial" w:hAnsi="Arial" w:cs="Arial"/>
@@ -2465,7 +2418,6 @@
         </w:rPr>
         <w:t>Standar</w:t>
       </w:r>
-      <w:proofErr w:type="spellEnd"/>
       <w:r>
         <w:rPr>
           <w:rFonts w:ascii="Arial" w:eastAsia="Arial" w:hAnsi="Arial" w:cs="Arial"/>
@@ -3704,7 +3656,23 @@
           <w:sz w:val="22"/>
           <w:szCs w:val="22"/>
         </w:rPr>
-        <w:t>{tanggal_undangan_rapat}</w:t>
+        <w:t>{tanggal_</w:t>
+      </w:r>
+      <w:r>
+        <w:rPr>
+          <w:rFonts w:ascii="Arial" w:eastAsia="Arial" w:hAnsi="Arial" w:cs="Arial"/>
+          <w:sz w:val="22"/>
+          <w:szCs w:val="22"/>
+        </w:rPr>
+        <w:t>reviu</w:t>
+      </w:r>
+      <w:r>
+        <w:rPr>
+          <w:rFonts w:ascii="Arial" w:eastAsia="Arial" w:hAnsi="Arial" w:cs="Arial"/>
+          <w:sz w:val="22"/>
+          <w:szCs w:val="22"/>
+        </w:rPr>
+        <w:t>}</w:t>
       </w:r>
       <w:r>
         <w:rPr>
@@ -19224,29 +19192,7 @@
                 <w:szCs w:val="22"/>
                 <w:lang w:val="en-US"/>
               </w:rPr>
-              <w:t>{</w:t>
-            </w:r>
-            <w:proofErr w:type="spellStart"/>
-            <w:r>
-              <w:rPr>
-                <w:rFonts w:ascii="Arial" w:eastAsia="Arial" w:hAnsi="Arial" w:cs="Arial"/>
-                <w:spacing w:val="-2"/>
-                <w:sz w:val="22"/>
-                <w:szCs w:val="22"/>
-                <w:lang w:val="en-US"/>
-              </w:rPr>
-              <w:t>nama_ppk</w:t>
-            </w:r>
-            <w:proofErr w:type="spellEnd"/>
-            <w:r>
-              <w:rPr>
-                <w:rFonts w:ascii="Arial" w:eastAsia="Arial" w:hAnsi="Arial" w:cs="Arial"/>
-                <w:spacing w:val="-2"/>
-                <w:sz w:val="22"/>
-                <w:szCs w:val="22"/>
-                <w:lang w:val="en-US"/>
-              </w:rPr>
-              <w:t>}</w:t>
+              <w:t>{nama_ppk}</w:t>
             </w:r>
           </w:p>
         </w:tc>
@@ -19276,27 +19222,7 @@
                 <w:szCs w:val="22"/>
                 <w:lang w:val="en-US"/>
               </w:rPr>
-              <w:t>{</w:t>
-            </w:r>
-            <w:proofErr w:type="spellStart"/>
-            <w:r>
-              <w:rPr>
-                <w:rFonts w:ascii="Arial" w:hAnsi="Arial" w:cs="Arial"/>
-                <w:sz w:val="22"/>
-                <w:szCs w:val="22"/>
-                <w:lang w:val="en-US"/>
-              </w:rPr>
-              <w:t>ppk</w:t>
-            </w:r>
-            <w:proofErr w:type="spellEnd"/>
-            <w:r>
-              <w:rPr>
-                <w:rFonts w:ascii="Arial" w:hAnsi="Arial" w:cs="Arial"/>
-                <w:sz w:val="22"/>
-                <w:szCs w:val="22"/>
-                <w:lang w:val="en-US"/>
-              </w:rPr>
-              <w:t>}</w:t>
+              <w:t>{ppk}</w:t>
             </w:r>
           </w:p>
         </w:tc>
@@ -19346,7 +19272,7 @@
 </file>
 
 <file path=word/endnotes.xml><?xml version="1.0" encoding="utf-8"?>
-<w:endnotes xmlns:wpc="http://schemas.microsoft.com/office/word/2010/wordprocessingCanvas" xmlns:cx="http://schemas.microsoft.com/office/drawing/2014/chartex" xmlns:cx1="http://schemas.microsoft.com/office/drawing/2015/9/8/chartex" xmlns:cx2="http://schemas.microsoft.com/office/drawing/2015/10/21/chartex" xmlns:cx3="http://schemas.microsoft.com/office/drawing/2016/5/9/chartex" xmlns:cx4="http://schemas.microsoft.com/office/drawing/2016/5/10/chartex" xmlns:cx5="http://schemas.microsoft.com/office/drawing/2016/5/11/chartex" xmlns:cx6="http://schemas.microsoft.com/office/drawing/2016/5/12/chartex" xmlns:cx7="http://schemas.microsoft.com/office/drawing/2016/5/13/chartex" xmlns:cx8="http://schemas.microsoft.com/office/drawing/2016/5/14/chartex" xmlns:mc="http://schemas.openxmlformats.org/markup-compatibility/2006" xmlns:aink="http://schemas.microsoft.com/office/drawing/2016/ink" xmlns:am3d="http://schemas.microsoft.com/office/drawing/2017/model3d" xmlns:o="urn:schemas-microsoft-com:office:office" xmlns:r="http://schemas.openxmlformats.org/officeDocument/2006/relationships" xmlns:m="http://schemas.openxmlformats.org/officeDocument/2006/math" xmlns:v="urn:schemas-microsoft-com:vml" xmlns:wp14="http://schemas.microsoft.com/office/word/2010/wordprocessingDrawing" xmlns:wp="http://schemas.openxmlformats.org/drawingml/2006/wordprocessingDrawing" xmlns:w10="urn:schemas-microsoft-com:office:word" xmlns:w="http://schemas.openxmlformats.org/wordprocessingml/2006/main" xmlns:w14="http://schemas.microsoft.com/office/word/2010/wordml" xmlns:w15="http://schemas.microsoft.com/office/word/2012/wordml" xmlns:w16cex="http://schemas.microsoft.com/office/word/2018/wordml/cex" xmlns:w16cid="http://schemas.microsoft.com/office/word/2016/wordml/cid" xmlns:w16="http://schemas.microsoft.com/office/word/2018/wordml" xmlns:w16sdtdh="http://schemas.microsoft.com/office/word/2020/wordml/sdtdatahash" xmlns:w16se="http://schemas.microsoft.com/office/word/2015/wordml/symex" xmlns:wpg="http://schemas.microsoft.com/office/word/2010/wordprocessingGroup" xmlns:wpi="http://schemas.microsoft.com/office/word/2010/wordprocessingInk" xmlns:wne="http://schemas.microsoft.com/office/word/2006/wordml" xmlns:wps="http://schemas.microsoft.com/office/word/2010/wordprocessingShape" mc:Ignorable="w14 w15 w16se w16cid w16 w16cex w16sdtdh wp14">
+<w:endnotes xmlns:wpc="http://schemas.microsoft.com/office/word/2010/wordprocessingCanvas" xmlns:cx="http://schemas.microsoft.com/office/drawing/2014/chartex" xmlns:cx1="http://schemas.microsoft.com/office/drawing/2015/9/8/chartex" xmlns:cx2="http://schemas.microsoft.com/office/drawing/2015/10/21/chartex" xmlns:cx3="http://schemas.microsoft.com/office/drawing/2016/5/9/chartex" xmlns:cx4="http://schemas.microsoft.com/office/drawing/2016/5/10/chartex" xmlns:cx5="http://schemas.microsoft.com/office/drawing/2016/5/11/chartex" xmlns:cx6="http://schemas.microsoft.com/office/drawing/2016/5/12/chartex" xmlns:cx7="http://schemas.microsoft.com/office/drawing/2016/5/13/chartex" xmlns:cx8="http://schemas.microsoft.com/office/drawing/2016/5/14/chartex" xmlns:mc="http://schemas.openxmlformats.org/markup-compatibility/2006" xmlns:aink="http://schemas.microsoft.com/office/drawing/2016/ink" xmlns:am3d="http://schemas.microsoft.com/office/drawing/2017/model3d" xmlns:o="urn:schemas-microsoft-com:office:office" xmlns:oel="http://schemas.microsoft.com/office/2019/extlst" xmlns:r="http://schemas.openxmlformats.org/officeDocument/2006/relationships" xmlns:m="http://schemas.openxmlformats.org/officeDocument/2006/math" xmlns:v="urn:schemas-microsoft-com:vml" xmlns:wp14="http://schemas.microsoft.com/office/word/2010/wordprocessingDrawing" xmlns:wp="http://schemas.openxmlformats.org/drawingml/2006/wordprocessingDrawing" xmlns:w10="urn:schemas-microsoft-com:office:word" xmlns:w="http://schemas.openxmlformats.org/wordprocessingml/2006/main" xmlns:w14="http://schemas.microsoft.com/office/word/2010/wordml" xmlns:w15="http://schemas.microsoft.com/office/word/2012/wordml" xmlns:w16cex="http://schemas.microsoft.com/office/word/2018/wordml/cex" xmlns:w16cid="http://schemas.microsoft.com/office/word/2016/wordml/cid" xmlns:w16="http://schemas.microsoft.com/office/word/2018/wordml" xmlns:w16du="http://schemas.microsoft.com/office/word/2023/wordml/word16du" xmlns:w16sdtdh="http://schemas.microsoft.com/office/word/2020/wordml/sdtdatahash" xmlns:w16sdtfl="http://schemas.microsoft.com/office/word/2024/wordml/sdtformatlock" xmlns:w16se="http://schemas.microsoft.com/office/word/2015/wordml/symex" xmlns:wpg="http://schemas.microsoft.com/office/word/2010/wordprocessingGroup" xmlns:wpi="http://schemas.microsoft.com/office/word/2010/wordprocessingInk" xmlns:wne="http://schemas.microsoft.com/office/word/2006/wordml" xmlns:wps="http://schemas.microsoft.com/office/word/2010/wordprocessingShape" mc:Ignorable="w14 w15 w16se w16cid w16 w16cex w16sdtdh w16sdtfl w16du wp14">
   <w:endnote w:type="separator" w:id="-1">
     <w:p>
       <w:r>
@@ -19368,7 +19294,7 @@
 </file>
 
 <file path=word/footer1.xml><?xml version="1.0" encoding="utf-8"?>
-<w:ftr xmlns:wpc="http://schemas.microsoft.com/office/word/2010/wordprocessingCanvas" xmlns:cx="http://schemas.microsoft.com/office/drawing/2014/chartex" xmlns:cx1="http://schemas.microsoft.com/office/drawing/2015/9/8/chartex" xmlns:cx2="http://schemas.microsoft.com/office/drawing/2015/10/21/chartex" xmlns:cx3="http://schemas.microsoft.com/office/drawing/2016/5/9/chartex" xmlns:cx4="http://schemas.microsoft.com/office/drawing/2016/5/10/chartex" xmlns:cx5="http://schemas.microsoft.com/office/drawing/2016/5/11/chartex" xmlns:cx6="http://schemas.microsoft.com/office/drawing/2016/5/12/chartex" xmlns:cx7="http://schemas.microsoft.com/office/drawing/2016/5/13/chartex" xmlns:cx8="http://schemas.microsoft.com/office/drawing/2016/5/14/chartex" xmlns:mc="http://schemas.openxmlformats.org/markup-compatibility/2006" xmlns:aink="http://schemas.microsoft.com/office/drawing/2016/ink" xmlns:am3d="http://schemas.microsoft.com/office/drawing/2017/model3d" xmlns:o="urn:schemas-microsoft-com:office:office" xmlns:r="http://schemas.openxmlformats.org/officeDocument/2006/relationships" xmlns:m="http://schemas.openxmlformats.org/officeDocument/2006/math" xmlns:v="urn:schemas-microsoft-com:vml" xmlns:wp14="http://schemas.microsoft.com/office/word/2010/wordprocessingDrawing" xmlns:wp="http://schemas.openxmlformats.org/drawingml/2006/wordprocessingDrawing" xmlns:w10="urn:schemas-microsoft-com:office:word" xmlns:w="http://schemas.openxmlformats.org/wordprocessingml/2006/main" xmlns:w14="http://schemas.microsoft.com/office/word/2010/wordml" xmlns:w15="http://schemas.microsoft.com/office/word/2012/wordml" xmlns:w16cex="http://schemas.microsoft.com/office/word/2018/wordml/cex" xmlns:w16cid="http://schemas.microsoft.com/office/word/2016/wordml/cid" xmlns:w16="http://schemas.microsoft.com/office/word/2018/wordml" xmlns:w16sdtdh="http://schemas.microsoft.com/office/word/2020/wordml/sdtdatahash" xmlns:w16se="http://schemas.microsoft.com/office/word/2015/wordml/symex" xmlns:wpg="http://schemas.microsoft.com/office/word/2010/wordprocessingGroup" xmlns:wpi="http://schemas.microsoft.com/office/word/2010/wordprocessingInk" xmlns:wne="http://schemas.microsoft.com/office/word/2006/wordml" xmlns:wps="http://schemas.microsoft.com/office/word/2010/wordprocessingShape" mc:Ignorable="w14 w15 w16se w16cid w16 w16cex w16sdtdh wp14">
+<w:ftr xmlns:wpc="http://schemas.microsoft.com/office/word/2010/wordprocessingCanvas" xmlns:cx="http://schemas.microsoft.com/office/drawing/2014/chartex" xmlns:cx1="http://schemas.microsoft.com/office/drawing/2015/9/8/chartex" xmlns:cx2="http://schemas.microsoft.com/office/drawing/2015/10/21/chartex" xmlns:cx3="http://schemas.microsoft.com/office/drawing/2016/5/9/chartex" xmlns:cx4="http://schemas.microsoft.com/office/drawing/2016/5/10/chartex" xmlns:cx5="http://schemas.microsoft.com/office/drawing/2016/5/11/chartex" xmlns:cx6="http://schemas.microsoft.com/office/drawing/2016/5/12/chartex" xmlns:cx7="http://schemas.microsoft.com/office/drawing/2016/5/13/chartex" xmlns:cx8="http://schemas.microsoft.com/office/drawing/2016/5/14/chartex" xmlns:mc="http://schemas.openxmlformats.org/markup-compatibility/2006" xmlns:aink="http://schemas.microsoft.com/office/drawing/2016/ink" xmlns:am3d="http://schemas.microsoft.com/office/drawing/2017/model3d" xmlns:o="urn:schemas-microsoft-com:office:office" xmlns:oel="http://schemas.microsoft.com/office/2019/extlst" xmlns:r="http://schemas.openxmlformats.org/officeDocument/2006/relationships" xmlns:m="http://schemas.openxmlformats.org/officeDocument/2006/math" xmlns:v="urn:schemas-microsoft-com:vml" xmlns:wp14="http://schemas.microsoft.com/office/word/2010/wordprocessingDrawing" xmlns:wp="http://schemas.openxmlformats.org/drawingml/2006/wordprocessingDrawing" xmlns:w10="urn:schemas-microsoft-com:office:word" xmlns:w="http://schemas.openxmlformats.org/wordprocessingml/2006/main" xmlns:w14="http://schemas.microsoft.com/office/word/2010/wordml" xmlns:w15="http://schemas.microsoft.com/office/word/2012/wordml" xmlns:w16cex="http://schemas.microsoft.com/office/word/2018/wordml/cex" xmlns:w16cid="http://schemas.microsoft.com/office/word/2016/wordml/cid" xmlns:w16="http://schemas.microsoft.com/office/word/2018/wordml" xmlns:w16du="http://schemas.microsoft.com/office/word/2023/wordml/word16du" xmlns:w16sdtdh="http://schemas.microsoft.com/office/word/2020/wordml/sdtdatahash" xmlns:w16sdtfl="http://schemas.microsoft.com/office/word/2024/wordml/sdtformatlock" xmlns:w16se="http://schemas.microsoft.com/office/word/2015/wordml/symex" xmlns:wpg="http://schemas.microsoft.com/office/word/2010/wordprocessingGroup" xmlns:wpi="http://schemas.microsoft.com/office/word/2010/wordprocessingInk" xmlns:wne="http://schemas.microsoft.com/office/word/2006/wordml" xmlns:wps="http://schemas.microsoft.com/office/word/2010/wordprocessingShape" mc:Ignorable="w14 w15 w16se w16cid w16 w16cex w16sdtdh w16sdtfl w16du wp14">
   <w:p>
     <w:pPr>
       <w:pStyle w:val="Footer"/>
@@ -19425,7 +19351,7 @@
 </file>
 
 <file path=word/footer2.xml><?xml version="1.0" encoding="utf-8"?>
-<w:ftr xmlns:wpc="http://schemas.microsoft.com/office/word/2010/wordprocessingCanvas" xmlns:cx="http://schemas.microsoft.com/office/drawing/2014/chartex" xmlns:cx1="http://schemas.microsoft.com/office/drawing/2015/9/8/chartex" xmlns:cx2="http://schemas.microsoft.com/office/drawing/2015/10/21/chartex" xmlns:cx3="http://schemas.microsoft.com/office/drawing/2016/5/9/chartex" xmlns:cx4="http://schemas.microsoft.com/office/drawing/2016/5/10/chartex" xmlns:cx5="http://schemas.microsoft.com/office/drawing/2016/5/11/chartex" xmlns:cx6="http://schemas.microsoft.com/office/drawing/2016/5/12/chartex" xmlns:cx7="http://schemas.microsoft.com/office/drawing/2016/5/13/chartex" xmlns:cx8="http://schemas.microsoft.com/office/drawing/2016/5/14/chartex" xmlns:mc="http://schemas.openxmlformats.org/markup-compatibility/2006" xmlns:aink="http://schemas.microsoft.com/office/drawing/2016/ink" xmlns:am3d="http://schemas.microsoft.com/office/drawing/2017/model3d" xmlns:o="urn:schemas-microsoft-com:office:office" xmlns:r="http://schemas.openxmlformats.org/officeDocument/2006/relationships" xmlns:m="http://schemas.openxmlformats.org/officeDocument/2006/math" xmlns:v="urn:schemas-microsoft-com:vml" xmlns:wp14="http://schemas.microsoft.com/office/word/2010/wordprocessingDrawing" xmlns:wp="http://schemas.openxmlformats.org/drawingml/2006/wordprocessingDrawing" xmlns:w10="urn:schemas-microsoft-com:office:word" xmlns:w="http://schemas.openxmlformats.org/wordprocessingml/2006/main" xmlns:w14="http://schemas.microsoft.com/office/word/2010/wordml" xmlns:w15="http://schemas.microsoft.com/office/word/2012/wordml" xmlns:w16cex="http://schemas.microsoft.com/office/word/2018/wordml/cex" xmlns:w16cid="http://schemas.microsoft.com/office/word/2016/wordml/cid" xmlns:w16="http://schemas.microsoft.com/office/word/2018/wordml" xmlns:w16sdtdh="http://schemas.microsoft.com/office/word/2020/wordml/sdtdatahash" xmlns:w16se="http://schemas.microsoft.com/office/word/2015/wordml/symex" xmlns:wpg="http://schemas.microsoft.com/office/word/2010/wordprocessingGroup" xmlns:wpi="http://schemas.microsoft.com/office/word/2010/wordprocessingInk" xmlns:wne="http://schemas.microsoft.com/office/word/2006/wordml" xmlns:wps="http://schemas.microsoft.com/office/word/2010/wordprocessingShape" mc:Ignorable="w14 w15 w16se w16cid w16 w16cex w16sdtdh wp14">
+<w:ftr xmlns:wpc="http://schemas.microsoft.com/office/word/2010/wordprocessingCanvas" xmlns:cx="http://schemas.microsoft.com/office/drawing/2014/chartex" xmlns:cx1="http://schemas.microsoft.com/office/drawing/2015/9/8/chartex" xmlns:cx2="http://schemas.microsoft.com/office/drawing/2015/10/21/chartex" xmlns:cx3="http://schemas.microsoft.com/office/drawing/2016/5/9/chartex" xmlns:cx4="http://schemas.microsoft.com/office/drawing/2016/5/10/chartex" xmlns:cx5="http://schemas.microsoft.com/office/drawing/2016/5/11/chartex" xmlns:cx6="http://schemas.microsoft.com/office/drawing/2016/5/12/chartex" xmlns:cx7="http://schemas.microsoft.com/office/drawing/2016/5/13/chartex" xmlns:cx8="http://schemas.microsoft.com/office/drawing/2016/5/14/chartex" xmlns:mc="http://schemas.openxmlformats.org/markup-compatibility/2006" xmlns:aink="http://schemas.microsoft.com/office/drawing/2016/ink" xmlns:am3d="http://schemas.microsoft.com/office/drawing/2017/model3d" xmlns:o="urn:schemas-microsoft-com:office:office" xmlns:oel="http://schemas.microsoft.com/office/2019/extlst" xmlns:r="http://schemas.openxmlformats.org/officeDocument/2006/relationships" xmlns:m="http://schemas.openxmlformats.org/officeDocument/2006/math" xmlns:v="urn:schemas-microsoft-com:vml" xmlns:wp14="http://schemas.microsoft.com/office/word/2010/wordprocessingDrawing" xmlns:wp="http://schemas.openxmlformats.org/drawingml/2006/wordprocessingDrawing" xmlns:w10="urn:schemas-microsoft-com:office:word" xmlns:w="http://schemas.openxmlformats.org/wordprocessingml/2006/main" xmlns:w14="http://schemas.microsoft.com/office/word/2010/wordml" xmlns:w15="http://schemas.microsoft.com/office/word/2012/wordml" xmlns:w16cex="http://schemas.microsoft.com/office/word/2018/wordml/cex" xmlns:w16cid="http://schemas.microsoft.com/office/word/2016/wordml/cid" xmlns:w16="http://schemas.microsoft.com/office/word/2018/wordml" xmlns:w16du="http://schemas.microsoft.com/office/word/2023/wordml/word16du" xmlns:w16sdtdh="http://schemas.microsoft.com/office/word/2020/wordml/sdtdatahash" xmlns:w16sdtfl="http://schemas.microsoft.com/office/word/2024/wordml/sdtformatlock" xmlns:w16se="http://schemas.microsoft.com/office/word/2015/wordml/symex" xmlns:wpg="http://schemas.microsoft.com/office/word/2010/wordprocessingGroup" xmlns:wpi="http://schemas.microsoft.com/office/word/2010/wordprocessingInk" xmlns:wne="http://schemas.microsoft.com/office/word/2006/wordml" xmlns:wps="http://schemas.microsoft.com/office/word/2010/wordprocessingShape" mc:Ignorable="w14 w15 w16se w16cid w16 w16cex w16sdtdh w16sdtfl w16du wp14">
   <w:p>
     <w:pPr>
       <w:pStyle w:val="Footer"/>
@@ -19482,7 +19408,7 @@
 </file>
 
 <file path=word/footnotes.xml><?xml version="1.0" encoding="utf-8"?>
-<w:footnotes xmlns:wpc="http://schemas.microsoft.com/office/word/2010/wordprocessingCanvas" xmlns:cx="http://schemas.microsoft.com/office/drawing/2014/chartex" xmlns:cx1="http://schemas.microsoft.com/office/drawing/2015/9/8/chartex" xmlns:cx2="http://schemas.microsoft.com/office/drawing/2015/10/21/chartex" xmlns:cx3="http://schemas.microsoft.com/office/drawing/2016/5/9/chartex" xmlns:cx4="http://schemas.microsoft.com/office/drawing/2016/5/10/chartex" xmlns:cx5="http://schemas.microsoft.com/office/drawing/2016/5/11/chartex" xmlns:cx6="http://schemas.microsoft.com/office/drawing/2016/5/12/chartex" xmlns:cx7="http://schemas.microsoft.com/office/drawing/2016/5/13/chartex" xmlns:cx8="http://schemas.microsoft.com/office/drawing/2016/5/14/chartex" xmlns:mc="http://schemas.openxmlformats.org/markup-compatibility/2006" xmlns:aink="http://schemas.microsoft.com/office/drawing/2016/ink" xmlns:am3d="http://schemas.microsoft.com/office/drawing/2017/model3d" xmlns:o="urn:schemas-microsoft-com:office:office" xmlns:r="http://schemas.openxmlformats.org/officeDocument/2006/relationships" xmlns:m="http://schemas.openxmlformats.org/officeDocument/2006/math" xmlns:v="urn:schemas-microsoft-com:vml" xmlns:wp14="http://schemas.microsoft.com/office/word/2010/wordprocessingDrawing" xmlns:wp="http://schemas.openxmlformats.org/drawingml/2006/wordprocessingDrawing" xmlns:w10="urn:schemas-microsoft-com:office:word" xmlns:w="http://schemas.openxmlformats.org/wordprocessingml/2006/main" xmlns:w14="http://schemas.microsoft.com/office/word/2010/wordml" xmlns:w15="http://schemas.microsoft.com/office/word/2012/wordml" xmlns:w16cex="http://schemas.microsoft.com/office/word/2018/wordml/cex" xmlns:w16cid="http://schemas.microsoft.com/office/word/2016/wordml/cid" xmlns:w16="http://schemas.microsoft.com/office/word/2018/wordml" xmlns:w16sdtdh="http://schemas.microsoft.com/office/word/2020/wordml/sdtdatahash" xmlns:w16se="http://schemas.microsoft.com/office/word/2015/wordml/symex" xmlns:wpg="http://schemas.microsoft.com/office/word/2010/wordprocessingGroup" xmlns:wpi="http://schemas.microsoft.com/office/word/2010/wordprocessingInk" xmlns:wne="http://schemas.microsoft.com/office/word/2006/wordml" xmlns:wps="http://schemas.microsoft.com/office/word/2010/wordprocessingShape" mc:Ignorable="w14 w15 w16se w16cid w16 w16cex w16sdtdh wp14">
+<w:footnotes xmlns:wpc="http://schemas.microsoft.com/office/word/2010/wordprocessingCanvas" xmlns:cx="http://schemas.microsoft.com/office/drawing/2014/chartex" xmlns:cx1="http://schemas.microsoft.com/office/drawing/2015/9/8/chartex" xmlns:cx2="http://schemas.microsoft.com/office/drawing/2015/10/21/chartex" xmlns:cx3="http://schemas.microsoft.com/office/drawing/2016/5/9/chartex" xmlns:cx4="http://schemas.microsoft.com/office/drawing/2016/5/10/chartex" xmlns:cx5="http://schemas.microsoft.com/office/drawing/2016/5/11/chartex" xmlns:cx6="http://schemas.microsoft.com/office/drawing/2016/5/12/chartex" xmlns:cx7="http://schemas.microsoft.com/office/drawing/2016/5/13/chartex" xmlns:cx8="http://schemas.microsoft.com/office/drawing/2016/5/14/chartex" xmlns:mc="http://schemas.openxmlformats.org/markup-compatibility/2006" xmlns:aink="http://schemas.microsoft.com/office/drawing/2016/ink" xmlns:am3d="http://schemas.microsoft.com/office/drawing/2017/model3d" xmlns:o="urn:schemas-microsoft-com:office:office" xmlns:oel="http://schemas.microsoft.com/office/2019/extlst" xmlns:r="http://schemas.openxmlformats.org/officeDocument/2006/relationships" xmlns:m="http://schemas.openxmlformats.org/officeDocument/2006/math" xmlns:v="urn:schemas-microsoft-com:vml" xmlns:wp14="http://schemas.microsoft.com/office/word/2010/wordprocessingDrawing" xmlns:wp="http://schemas.openxmlformats.org/drawingml/2006/wordprocessingDrawing" xmlns:w10="urn:schemas-microsoft-com:office:word" xmlns:w="http://schemas.openxmlformats.org/wordprocessingml/2006/main" xmlns:w14="http://schemas.microsoft.com/office/word/2010/wordml" xmlns:w15="http://schemas.microsoft.com/office/word/2012/wordml" xmlns:w16cex="http://schemas.microsoft.com/office/word/2018/wordml/cex" xmlns:w16cid="http://schemas.microsoft.com/office/word/2016/wordml/cid" xmlns:w16="http://schemas.microsoft.com/office/word/2018/wordml" xmlns:w16du="http://schemas.microsoft.com/office/word/2023/wordml/word16du" xmlns:w16sdtdh="http://schemas.microsoft.com/office/word/2020/wordml/sdtdatahash" xmlns:w16sdtfl="http://schemas.microsoft.com/office/word/2024/wordml/sdtformatlock" xmlns:w16se="http://schemas.microsoft.com/office/word/2015/wordml/symex" xmlns:wpg="http://schemas.microsoft.com/office/word/2010/wordprocessingGroup" xmlns:wpi="http://schemas.microsoft.com/office/word/2010/wordprocessingInk" xmlns:wne="http://schemas.microsoft.com/office/word/2006/wordml" xmlns:wps="http://schemas.microsoft.com/office/word/2010/wordprocessingShape" mc:Ignorable="w14 w15 w16se w16cid w16 w16cex w16sdtdh w16sdtfl w16du wp14">
   <w:footnote w:type="separator" w:id="-1">
     <w:p>
       <w:r>
@@ -19504,7 +19430,7 @@
 </file>
 
 <file path=word/header1.xml><?xml version="1.0" encoding="utf-8"?>
-<w:hdr xmlns:wpc="http://schemas.microsoft.com/office/word/2010/wordprocessingCanvas" xmlns:cx="http://schemas.microsoft.com/office/drawing/2014/chartex" xmlns:cx1="http://schemas.microsoft.com/office/drawing/2015/9/8/chartex" xmlns:cx2="http://schemas.microsoft.com/office/drawing/2015/10/21/chartex" xmlns:cx3="http://schemas.microsoft.com/office/drawing/2016/5/9/chartex" xmlns:cx4="http://schemas.microsoft.com/office/drawing/2016/5/10/chartex" xmlns:cx5="http://schemas.microsoft.com/office/drawing/2016/5/11/chartex" xmlns:cx6="http://schemas.microsoft.com/office/drawing/2016/5/12/chartex" xmlns:cx7="http://schemas.microsoft.com/office/drawing/2016/5/13/chartex" xmlns:cx8="http://schemas.microsoft.com/office/drawing/2016/5/14/chartex" xmlns:mc="http://schemas.openxmlformats.org/markup-compatibility/2006" xmlns:aink="http://schemas.microsoft.com/office/drawing/2016/ink" xmlns:am3d="http://schemas.microsoft.com/office/drawing/2017/model3d" xmlns:o="urn:schemas-microsoft-com:office:office" xmlns:r="http://schemas.openxmlformats.org/officeDocument/2006/relationships" xmlns:m="http://schemas.openxmlformats.org/officeDocument/2006/math" xmlns:v="urn:schemas-microsoft-com:vml" xmlns:wp14="http://schemas.microsoft.com/office/word/2010/wordprocessingDrawing" xmlns:wp="http://schemas.openxmlformats.org/drawingml/2006/wordprocessingDrawing" xmlns:w10="urn:schemas-microsoft-com:office:word" xmlns:w="http://schemas.openxmlformats.org/wordprocessingml/2006/main" xmlns:w14="http://schemas.microsoft.com/office/word/2010/wordml" xmlns:w15="http://schemas.microsoft.com/office/word/2012/wordml" xmlns:w16cex="http://schemas.microsoft.com/office/word/2018/wordml/cex" xmlns:w16cid="http://schemas.microsoft.com/office/word/2016/wordml/cid" xmlns:w16="http://schemas.microsoft.com/office/word/2018/wordml" xmlns:w16sdtdh="http://schemas.microsoft.com/office/word/2020/wordml/sdtdatahash" xmlns:w16se="http://schemas.microsoft.com/office/word/2015/wordml/symex" xmlns:wpg="http://schemas.microsoft.com/office/word/2010/wordprocessingGroup" xmlns:wpi="http://schemas.microsoft.com/office/word/2010/wordprocessingInk" xmlns:wne="http://schemas.microsoft.com/office/word/2006/wordml" xmlns:wps="http://schemas.microsoft.com/office/word/2010/wordprocessingShape" mc:Ignorable="w14 w15 w16se w16cid w16 w16cex w16sdtdh wp14">
+<w:hdr xmlns:wpc="http://schemas.microsoft.com/office/word/2010/wordprocessingCanvas" xmlns:cx="http://schemas.microsoft.com/office/drawing/2014/chartex" xmlns:cx1="http://schemas.microsoft.com/office/drawing/2015/9/8/chartex" xmlns:cx2="http://schemas.microsoft.com/office/drawing/2015/10/21/chartex" xmlns:cx3="http://schemas.microsoft.com/office/drawing/2016/5/9/chartex" xmlns:cx4="http://schemas.microsoft.com/office/drawing/2016/5/10/chartex" xmlns:cx5="http://schemas.microsoft.com/office/drawing/2016/5/11/chartex" xmlns:cx6="http://schemas.microsoft.com/office/drawing/2016/5/12/chartex" xmlns:cx7="http://schemas.microsoft.com/office/drawing/2016/5/13/chartex" xmlns:cx8="http://schemas.microsoft.com/office/drawing/2016/5/14/chartex" xmlns:mc="http://schemas.openxmlformats.org/markup-compatibility/2006" xmlns:aink="http://schemas.microsoft.com/office/drawing/2016/ink" xmlns:am3d="http://schemas.microsoft.com/office/drawing/2017/model3d" xmlns:o="urn:schemas-microsoft-com:office:office" xmlns:oel="http://schemas.microsoft.com/office/2019/extlst" xmlns:r="http://schemas.openxmlformats.org/officeDocument/2006/relationships" xmlns:m="http://schemas.openxmlformats.org/officeDocument/2006/math" xmlns:v="urn:schemas-microsoft-com:vml" xmlns:wp14="http://schemas.microsoft.com/office/word/2010/wordprocessingDrawing" xmlns:wp="http://schemas.openxmlformats.org/drawingml/2006/wordprocessingDrawing" xmlns:w10="urn:schemas-microsoft-com:office:word" xmlns:w="http://schemas.openxmlformats.org/wordprocessingml/2006/main" xmlns:w14="http://schemas.microsoft.com/office/word/2010/wordml" xmlns:w15="http://schemas.microsoft.com/office/word/2012/wordml" xmlns:w16cex="http://schemas.microsoft.com/office/word/2018/wordml/cex" xmlns:w16cid="http://schemas.microsoft.com/office/word/2016/wordml/cid" xmlns:w16="http://schemas.microsoft.com/office/word/2018/wordml" xmlns:w16du="http://schemas.microsoft.com/office/word/2023/wordml/word16du" xmlns:w16sdtdh="http://schemas.microsoft.com/office/word/2020/wordml/sdtdatahash" xmlns:w16sdtfl="http://schemas.microsoft.com/office/word/2024/wordml/sdtformatlock" xmlns:w16se="http://schemas.microsoft.com/office/word/2015/wordml/symex" xmlns:wpg="http://schemas.microsoft.com/office/word/2010/wordprocessingGroup" xmlns:wpi="http://schemas.microsoft.com/office/word/2010/wordprocessingInk" xmlns:wne="http://schemas.microsoft.com/office/word/2006/wordml" xmlns:wps="http://schemas.microsoft.com/office/word/2010/wordprocessingShape" mc:Ignorable="w14 w15 w16se w16cid w16 w16cex w16sdtdh w16sdtfl w16du wp14">
   <w:p>
     <w:pPr>
       <w:pStyle w:val="Header"/>
@@ -19520,7 +19446,7 @@
 </file>
 
 <file path=word/header2.xml><?xml version="1.0" encoding="utf-8"?>
-<w:hdr xmlns:wpc="http://schemas.microsoft.com/office/word/2010/wordprocessingCanvas" xmlns:cx="http://schemas.microsoft.com/office/drawing/2014/chartex" xmlns:cx1="http://schemas.microsoft.com/office/drawing/2015/9/8/chartex" xmlns:cx2="http://schemas.microsoft.com/office/drawing/2015/10/21/chartex" xmlns:cx3="http://schemas.microsoft.com/office/drawing/2016/5/9/chartex" xmlns:cx4="http://schemas.microsoft.com/office/drawing/2016/5/10/chartex" xmlns:cx5="http://schemas.microsoft.com/office/drawing/2016/5/11/chartex" xmlns:cx6="http://schemas.microsoft.com/office/drawing/2016/5/12/chartex" xmlns:cx7="http://schemas.microsoft.com/office/drawing/2016/5/13/chartex" xmlns:cx8="http://schemas.microsoft.com/office/drawing/2016/5/14/chartex" xmlns:mc="http://schemas.openxmlformats.org/markup-compatibility/2006" xmlns:aink="http://schemas.microsoft.com/office/drawing/2016/ink" xmlns:am3d="http://schemas.microsoft.com/office/drawing/2017/model3d" xmlns:o="urn:schemas-microsoft-com:office:office" xmlns:r="http://schemas.openxmlformats.org/officeDocument/2006/relationships" xmlns:m="http://schemas.openxmlformats.org/officeDocument/2006/math" xmlns:v="urn:schemas-microsoft-com:vml" xmlns:wp14="http://schemas.microsoft.com/office/word/2010/wordprocessingDrawing" xmlns:wp="http://schemas.openxmlformats.org/drawingml/2006/wordprocessingDrawing" xmlns:w10="urn:schemas-microsoft-com:office:word" xmlns:w="http://schemas.openxmlformats.org/wordprocessingml/2006/main" xmlns:w14="http://schemas.microsoft.com/office/word/2010/wordml" xmlns:w15="http://schemas.microsoft.com/office/word/2012/wordml" xmlns:w16cex="http://schemas.microsoft.com/office/word/2018/wordml/cex" xmlns:w16cid="http://schemas.microsoft.com/office/word/2016/wordml/cid" xmlns:w16="http://schemas.microsoft.com/office/word/2018/wordml" xmlns:w16sdtdh="http://schemas.microsoft.com/office/word/2020/wordml/sdtdatahash" xmlns:w16se="http://schemas.microsoft.com/office/word/2015/wordml/symex" xmlns:wpg="http://schemas.microsoft.com/office/word/2010/wordprocessingGroup" xmlns:wpi="http://schemas.microsoft.com/office/word/2010/wordprocessingInk" xmlns:wne="http://schemas.microsoft.com/office/word/2006/wordml" xmlns:wps="http://schemas.microsoft.com/office/word/2010/wordprocessingShape" mc:Ignorable="w14 w15 w16se w16cid w16 w16cex w16sdtdh wp14">
+<w:hdr xmlns:wpc="http://schemas.microsoft.com/office/word/2010/wordprocessingCanvas" xmlns:cx="http://schemas.microsoft.com/office/drawing/2014/chartex" xmlns:cx1="http://schemas.microsoft.com/office/drawing/2015/9/8/chartex" xmlns:cx2="http://schemas.microsoft.com/office/drawing/2015/10/21/chartex" xmlns:cx3="http://schemas.microsoft.com/office/drawing/2016/5/9/chartex" xmlns:cx4="http://schemas.microsoft.com/office/drawing/2016/5/10/chartex" xmlns:cx5="http://schemas.microsoft.com/office/drawing/2016/5/11/chartex" xmlns:cx6="http://schemas.microsoft.com/office/drawing/2016/5/12/chartex" xmlns:cx7="http://schemas.microsoft.com/office/drawing/2016/5/13/chartex" xmlns:cx8="http://schemas.microsoft.com/office/drawing/2016/5/14/chartex" xmlns:mc="http://schemas.openxmlformats.org/markup-compatibility/2006" xmlns:aink="http://schemas.microsoft.com/office/drawing/2016/ink" xmlns:am3d="http://schemas.microsoft.com/office/drawing/2017/model3d" xmlns:o="urn:schemas-microsoft-com:office:office" xmlns:oel="http://schemas.microsoft.com/office/2019/extlst" xmlns:r="http://schemas.openxmlformats.org/officeDocument/2006/relationships" xmlns:m="http://schemas.openxmlformats.org/officeDocument/2006/math" xmlns:v="urn:schemas-microsoft-com:vml" xmlns:wp14="http://schemas.microsoft.com/office/word/2010/wordprocessingDrawing" xmlns:wp="http://schemas.openxmlformats.org/drawingml/2006/wordprocessingDrawing" xmlns:w10="urn:schemas-microsoft-com:office:word" xmlns:w="http://schemas.openxmlformats.org/wordprocessingml/2006/main" xmlns:w14="http://schemas.microsoft.com/office/word/2010/wordml" xmlns:w15="http://schemas.microsoft.com/office/word/2012/wordml" xmlns:w16cex="http://schemas.microsoft.com/office/word/2018/wordml/cex" xmlns:w16cid="http://schemas.microsoft.com/office/word/2016/wordml/cid" xmlns:w16="http://schemas.microsoft.com/office/word/2018/wordml" xmlns:w16du="http://schemas.microsoft.com/office/word/2023/wordml/word16du" xmlns:w16sdtdh="http://schemas.microsoft.com/office/word/2020/wordml/sdtdatahash" xmlns:w16sdtfl="http://schemas.microsoft.com/office/word/2024/wordml/sdtformatlock" xmlns:w16se="http://schemas.microsoft.com/office/word/2015/wordml/symex" xmlns:wpg="http://schemas.microsoft.com/office/word/2010/wordprocessingGroup" xmlns:wpi="http://schemas.microsoft.com/office/word/2010/wordprocessingInk" xmlns:wne="http://schemas.microsoft.com/office/word/2006/wordml" xmlns:wps="http://schemas.microsoft.com/office/word/2010/wordprocessingShape" mc:Ignorable="w14 w15 w16se w16cid w16 w16cex w16sdtdh w16sdtfl w16du wp14">
   <w:p>
     <w:pPr>
       <w:widowControl w:val="0"/>
@@ -19710,31 +19636,7 @@
         <w:szCs w:val="18"/>
         <w:lang w:val="en-US"/>
       </w:rPr>
-      <w:t>{</w:t>
-    </w:r>
-    <w:proofErr w:type="spellStart"/>
-    <w:r>
-      <w:rPr>
-        <w:rFonts w:ascii="Arial" w:eastAsia="Calibri" w:hAnsi="Arial" w:cs="Arial"/>
-        <w:b/>
-        <w:bCs/>
-        <w:sz w:val="18"/>
-        <w:szCs w:val="18"/>
-        <w:lang w:val="en-US"/>
-      </w:rPr>
-      <w:t>kode_pokja</w:t>
-    </w:r>
-    <w:proofErr w:type="spellEnd"/>
-    <w:r>
-      <w:rPr>
-        <w:rFonts w:ascii="Arial" w:eastAsia="Calibri" w:hAnsi="Arial" w:cs="Arial"/>
-        <w:b/>
-        <w:bCs/>
-        <w:sz w:val="18"/>
-        <w:szCs w:val="18"/>
-        <w:lang w:val="en-US"/>
-      </w:rPr>
-      <w:t>}</w:t>
+      <w:t>{kode_pokja}</w:t>
     </w:r>
     <w:r>
       <w:rPr>
@@ -19853,7 +19755,7 @@
             </wp:anchor>
           </w:drawing>
         </mc:Choice>
-        <mc:Fallback xmlns:oel="http://schemas.microsoft.com/office/2019/extlst" xmlns:w16du="http://schemas.microsoft.com/office/word/2023/wordml/word16du" xmlns:w16sdtfl="http://schemas.microsoft.com/office/word/2024/wordml/sdtformatlock">
+        <mc:Fallback>
           <w:pict>
             <v:line w14:anchorId="7C70F0EA" id="Straight Connector 984700384" o:spid="_x0000_s1026" style="position:absolute;z-index:251660288;visibility:visible;mso-wrap-style:square;mso-width-percent:0;mso-height-percent:0;mso-wrap-distance-left:9pt;mso-wrap-distance-top:0;mso-wrap-distance-right:9pt;mso-wrap-distance-bottom:0;mso-position-horizontal:absolute;mso-position-horizontal-relative:margin;mso-position-vertical:absolute;mso-position-vertical-relative:text;mso-width-percent:0;mso-height-percent:0;mso-width-relative:margin;mso-height-relative:margin" from="44.7pt,.75pt" to="468.4pt,.75pt" o:gfxdata="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" strokecolor="windowText" strokeweight="2.5pt">
               <v:stroke joinstyle="miter"/>
@@ -19888,7 +19790,7 @@
 </file>
 
 <file path=word/numbering.xml><?xml version="1.0" encoding="utf-8"?>
-<w:numbering xmlns:wpc="http://schemas.microsoft.com/office/word/2010/wordprocessingCanvas" xmlns:cx="http://schemas.microsoft.com/office/drawing/2014/chartex" xmlns:cx1="http://schemas.microsoft.com/office/drawing/2015/9/8/chartex" xmlns:cx2="http://schemas.microsoft.com/office/drawing/2015/10/21/chartex" xmlns:cx3="http://schemas.microsoft.com/office/drawing/2016/5/9/chartex" xmlns:cx4="http://schemas.microsoft.com/office/drawing/2016/5/10/chartex" xmlns:cx5="http://schemas.microsoft.com/office/drawing/2016/5/11/chartex" xmlns:cx6="http://schemas.microsoft.com/office/drawing/2016/5/12/chartex" xmlns:cx7="http://schemas.microsoft.com/office/drawing/2016/5/13/chartex" xmlns:cx8="http://schemas.microsoft.com/office/drawing/2016/5/14/chartex" xmlns:mc="http://schemas.openxmlformats.org/markup-compatibility/2006" xmlns:aink="http://schemas.microsoft.com/office/drawing/2016/ink" xmlns:am3d="http://schemas.microsoft.com/office/drawing/2017/model3d" xmlns:o="urn:schemas-microsoft-com:office:office" xmlns:r="http://schemas.openxmlformats.org/officeDocument/2006/relationships" xmlns:m="http://schemas.openxmlformats.org/officeDocument/2006/math" xmlns:v="urn:schemas-microsoft-com:vml" xmlns:wp14="http://schemas.microsoft.com/office/word/2010/wordprocessingDrawing" xmlns:wp="http://schemas.openxmlformats.org/drawingml/2006/wordprocessingDrawing" xmlns:w10="urn:schemas-microsoft-com:office:word" xmlns:w="http://schemas.openxmlformats.org/wordprocessingml/2006/main" xmlns:w14="http://schemas.microsoft.com/office/word/2010/wordml" xmlns:w15="http://schemas.microsoft.com/office/word/2012/wordml" xmlns:w16cex="http://schemas.microsoft.com/office/word/2018/wordml/cex" xmlns:w16cid="http://schemas.microsoft.com/office/word/2016/wordml/cid" xmlns:w16="http://schemas.microsoft.com/office/word/2018/wordml" xmlns:w16sdtdh="http://schemas.microsoft.com/office/word/2020/wordml/sdtdatahash" xmlns:w16se="http://schemas.microsoft.com/office/word/2015/wordml/symex" xmlns:wpg="http://schemas.microsoft.com/office/word/2010/wordprocessingGroup" xmlns:wpi="http://schemas.microsoft.com/office/word/2010/wordprocessingInk" xmlns:wne="http://schemas.microsoft.com/office/word/2006/wordml" xmlns:wps="http://schemas.microsoft.com/office/word/2010/wordprocessingShape" mc:Ignorable="w14 w15 w16se w16cid w16 w16cex w16sdtdh wp14">
+<w:numbering xmlns:wpc="http://schemas.microsoft.com/office/word/2010/wordprocessingCanvas" xmlns:cx="http://schemas.microsoft.com/office/drawing/2014/chartex" xmlns:cx1="http://schemas.microsoft.com/office/drawing/2015/9/8/chartex" xmlns:cx2="http://schemas.microsoft.com/office/drawing/2015/10/21/chartex" xmlns:cx3="http://schemas.microsoft.com/office/drawing/2016/5/9/chartex" xmlns:cx4="http://schemas.microsoft.com/office/drawing/2016/5/10/chartex" xmlns:cx5="http://schemas.microsoft.com/office/drawing/2016/5/11/chartex" xmlns:cx6="http://schemas.microsoft.com/office/drawing/2016/5/12/chartex" xmlns:cx7="http://schemas.microsoft.com/office/drawing/2016/5/13/chartex" xmlns:cx8="http://schemas.microsoft.com/office/drawing/2016/5/14/chartex" xmlns:mc="http://schemas.openxmlformats.org/markup-compatibility/2006" xmlns:aink="http://schemas.microsoft.com/office/drawing/2016/ink" xmlns:am3d="http://schemas.microsoft.com/office/drawing/2017/model3d" xmlns:o="urn:schemas-microsoft-com:office:office" xmlns:oel="http://schemas.microsoft.com/office/2019/extlst" xmlns:r="http://schemas.openxmlformats.org/officeDocument/2006/relationships" xmlns:m="http://schemas.openxmlformats.org/officeDocument/2006/math" xmlns:v="urn:schemas-microsoft-com:vml" xmlns:wp14="http://schemas.microsoft.com/office/word/2010/wordprocessingDrawing" xmlns:wp="http://schemas.openxmlformats.org/drawingml/2006/wordprocessingDrawing" xmlns:w10="urn:schemas-microsoft-com:office:word" xmlns:w="http://schemas.openxmlformats.org/wordprocessingml/2006/main" xmlns:w14="http://schemas.microsoft.com/office/word/2010/wordml" xmlns:w15="http://schemas.microsoft.com/office/word/2012/wordml" xmlns:w16cex="http://schemas.microsoft.com/office/word/2018/wordml/cex" xmlns:w16cid="http://schemas.microsoft.com/office/word/2016/wordml/cid" xmlns:w16="http://schemas.microsoft.com/office/word/2018/wordml" xmlns:w16du="http://schemas.microsoft.com/office/word/2023/wordml/word16du" xmlns:w16sdtdh="http://schemas.microsoft.com/office/word/2020/wordml/sdtdatahash" xmlns:w16sdtfl="http://schemas.microsoft.com/office/word/2024/wordml/sdtformatlock" xmlns:w16se="http://schemas.microsoft.com/office/word/2015/wordml/symex" xmlns:wpg="http://schemas.microsoft.com/office/word/2010/wordprocessingGroup" xmlns:wpi="http://schemas.microsoft.com/office/word/2010/wordprocessingInk" xmlns:wne="http://schemas.microsoft.com/office/word/2006/wordml" xmlns:wps="http://schemas.microsoft.com/office/word/2010/wordprocessingShape" mc:Ignorable="w14 w15 w16se w16cid w16 w16cex w16sdtdh w16sdtfl w16du wp14">
   <w:abstractNum w:abstractNumId="0" w15:restartNumberingAfterBreak="0">
     <w:nsid w:val="FFFFFF88"/>
     <w:multiLevelType w:val="singleLevel"/>
@@ -23498,121 +23400,121 @@
       </w:pPr>
     </w:lvl>
   </w:abstractNum>
-  <w:num w:numId="1">
+  <w:num w:numId="1" w16cid:durableId="1979338324">
     <w:abstractNumId w:val="14"/>
   </w:num>
-  <w:num w:numId="2">
+  <w:num w:numId="2" w16cid:durableId="768282749">
     <w:abstractNumId w:val="25"/>
   </w:num>
-  <w:num w:numId="3">
+  <w:num w:numId="3" w16cid:durableId="1790314395">
     <w:abstractNumId w:val="28"/>
   </w:num>
-  <w:num w:numId="4">
+  <w:num w:numId="4" w16cid:durableId="2038890810">
     <w:abstractNumId w:val="0"/>
   </w:num>
-  <w:num w:numId="5">
+  <w:num w:numId="5" w16cid:durableId="69231628">
     <w:abstractNumId w:val="9"/>
   </w:num>
-  <w:num w:numId="6">
+  <w:num w:numId="6" w16cid:durableId="61563337">
     <w:abstractNumId w:val="19"/>
   </w:num>
-  <w:num w:numId="7">
+  <w:num w:numId="7" w16cid:durableId="323704931">
     <w:abstractNumId w:val="5"/>
   </w:num>
-  <w:num w:numId="8">
+  <w:num w:numId="8" w16cid:durableId="93747980">
     <w:abstractNumId w:val="3"/>
   </w:num>
-  <w:num w:numId="9">
+  <w:num w:numId="9" w16cid:durableId="2104569519">
     <w:abstractNumId w:val="10"/>
   </w:num>
-  <w:num w:numId="10">
+  <w:num w:numId="10" w16cid:durableId="344985306">
     <w:abstractNumId w:val="29"/>
   </w:num>
-  <w:num w:numId="11">
+  <w:num w:numId="11" w16cid:durableId="1670207648">
     <w:abstractNumId w:val="16"/>
   </w:num>
-  <w:num w:numId="12">
+  <w:num w:numId="12" w16cid:durableId="1599485005">
     <w:abstractNumId w:val="6"/>
   </w:num>
-  <w:num w:numId="13">
+  <w:num w:numId="13" w16cid:durableId="1811942051">
     <w:abstractNumId w:val="26"/>
   </w:num>
-  <w:num w:numId="14">
+  <w:num w:numId="14" w16cid:durableId="541989622">
     <w:abstractNumId w:val="37"/>
   </w:num>
-  <w:num w:numId="15">
+  <w:num w:numId="15" w16cid:durableId="1839687742">
     <w:abstractNumId w:val="11"/>
   </w:num>
-  <w:num w:numId="16">
+  <w:num w:numId="16" w16cid:durableId="807282055">
     <w:abstractNumId w:val="1"/>
   </w:num>
-  <w:num w:numId="17">
+  <w:num w:numId="17" w16cid:durableId="2362023">
     <w:abstractNumId w:val="35"/>
   </w:num>
-  <w:num w:numId="18">
+  <w:num w:numId="18" w16cid:durableId="1746225774">
     <w:abstractNumId w:val="22"/>
   </w:num>
-  <w:num w:numId="19">
+  <w:num w:numId="19" w16cid:durableId="1838037101">
     <w:abstractNumId w:val="17"/>
   </w:num>
-  <w:num w:numId="20">
+  <w:num w:numId="20" w16cid:durableId="515968377">
     <w:abstractNumId w:val="15"/>
   </w:num>
-  <w:num w:numId="21">
+  <w:num w:numId="21" w16cid:durableId="1174882022">
     <w:abstractNumId w:val="24"/>
   </w:num>
-  <w:num w:numId="22">
+  <w:num w:numId="22" w16cid:durableId="74061261">
     <w:abstractNumId w:val="33"/>
   </w:num>
-  <w:num w:numId="23">
+  <w:num w:numId="23" w16cid:durableId="832837428">
     <w:abstractNumId w:val="2"/>
   </w:num>
-  <w:num w:numId="24">
+  <w:num w:numId="24" w16cid:durableId="118423677">
     <w:abstractNumId w:val="21"/>
   </w:num>
-  <w:num w:numId="25">
+  <w:num w:numId="25" w16cid:durableId="576477966">
     <w:abstractNumId w:val="31"/>
   </w:num>
-  <w:num w:numId="26">
+  <w:num w:numId="26" w16cid:durableId="1221747769">
     <w:abstractNumId w:val="36"/>
   </w:num>
-  <w:num w:numId="27">
+  <w:num w:numId="27" w16cid:durableId="1699353083">
     <w:abstractNumId w:val="30"/>
   </w:num>
-  <w:num w:numId="28">
+  <w:num w:numId="28" w16cid:durableId="412557356">
     <w:abstractNumId w:val="20"/>
   </w:num>
-  <w:num w:numId="29">
+  <w:num w:numId="29" w16cid:durableId="1420559757">
     <w:abstractNumId w:val="27"/>
   </w:num>
-  <w:num w:numId="30">
+  <w:num w:numId="30" w16cid:durableId="549340775">
     <w:abstractNumId w:val="8"/>
   </w:num>
-  <w:num w:numId="31">
+  <w:num w:numId="31" w16cid:durableId="940452616">
     <w:abstractNumId w:val="32"/>
   </w:num>
-  <w:num w:numId="32">
+  <w:num w:numId="32" w16cid:durableId="1356274522">
     <w:abstractNumId w:val="18"/>
   </w:num>
-  <w:num w:numId="33">
+  <w:num w:numId="33" w16cid:durableId="1643540897">
     <w:abstractNumId w:val="34"/>
   </w:num>
-  <w:num w:numId="34">
+  <w:num w:numId="34" w16cid:durableId="285964066">
     <w:abstractNumId w:val="23"/>
   </w:num>
-  <w:num w:numId="35">
+  <w:num w:numId="35" w16cid:durableId="2128507310">
     <w:abstractNumId w:val="38"/>
   </w:num>
-  <w:num w:numId="36">
+  <w:num w:numId="36" w16cid:durableId="1778022750">
     <w:abstractNumId w:val="4"/>
   </w:num>
-  <w:num w:numId="37">
+  <w:num w:numId="37" w16cid:durableId="729155164">
     <w:abstractNumId w:val="7"/>
   </w:num>
-  <w:num w:numId="38">
+  <w:num w:numId="38" w16cid:durableId="1656060293">
     <w:abstractNumId w:val="12"/>
   </w:num>
-  <w:num w:numId="39">
+  <w:num w:numId="39" w16cid:durableId="1418594313">
     <w:abstractNumId w:val="13"/>
   </w:num>
   <w:numIdMacAtCleanup w:val="22"/>
@@ -23620,7 +23522,7 @@
 </file>
 
 <file path=word/styles.xml><?xml version="1.0" encoding="utf-8"?>
-<w:styles xmlns:mc="http://schemas.openxmlformats.org/markup-compatibility/2006" xmlns:r="http://schemas.openxmlformats.org/officeDocument/2006/relationships" xmlns:w="http://schemas.openxmlformats.org/wordprocessingml/2006/main" xmlns:w14="http://schemas.microsoft.com/office/word/2010/wordml" xmlns:w15="http://schemas.microsoft.com/office/word/2012/wordml" xmlns:w16cex="http://schemas.microsoft.com/office/word/2018/wordml/cex" xmlns:w16cid="http://schemas.microsoft.com/office/word/2016/wordml/cid" xmlns:w16="http://schemas.microsoft.com/office/word/2018/wordml" xmlns:w16sdtdh="http://schemas.microsoft.com/office/word/2020/wordml/sdtdatahash" xmlns:w16se="http://schemas.microsoft.com/office/word/2015/wordml/symex" mc:Ignorable="w14 w15 w16se w16cid w16 w16cex w16sdtdh">
+<w:styles xmlns:mc="http://schemas.openxmlformats.org/markup-compatibility/2006" xmlns:r="http://schemas.openxmlformats.org/officeDocument/2006/relationships" xmlns:w="http://schemas.openxmlformats.org/wordprocessingml/2006/main" xmlns:w14="http://schemas.microsoft.com/office/word/2010/wordml" xmlns:w15="http://schemas.microsoft.com/office/word/2012/wordml" xmlns:w16cex="http://schemas.microsoft.com/office/word/2018/wordml/cex" xmlns:w16cid="http://schemas.microsoft.com/office/word/2016/wordml/cid" xmlns:w16="http://schemas.microsoft.com/office/word/2018/wordml" xmlns:w16du="http://schemas.microsoft.com/office/word/2023/wordml/word16du" xmlns:w16sdtdh="http://schemas.microsoft.com/office/word/2020/wordml/sdtdatahash" xmlns:w16sdtfl="http://schemas.microsoft.com/office/word/2024/wordml/sdtformatlock" xmlns:w16se="http://schemas.microsoft.com/office/word/2015/wordml/symex" mc:Ignorable="w14 w15 w16se w16cid w16 w16cex w16sdtdh w16sdtfl w16du">
   <w:docDefaults>
     <w:rPrDefault>
       <w:rPr>
@@ -25074,22 +24976,6 @@
 </file>
 
 <file path=customXml/item1.xml><?xml version="1.0" encoding="utf-8"?>
-<p:properties xmlns:p="http://schemas.microsoft.com/office/2006/metadata/properties" xmlns:xsi="http://www.w3.org/2001/XMLSchema-instance" xmlns:pc="http://schemas.microsoft.com/office/infopath/2007/PartnerControls">
-  <documentManagement>
-    <TaxCatchAll xmlns="23b7ebbb-480e-4d36-8f38-fd0ac82dae9c" xsi:nil="true"/>
-    <lcf76f155ced4ddcb4097134ff3c332f xmlns="87f1a149-5420-40c2-b2e8-d8d0877ebc85">
-      <Terms xmlns="http://schemas.microsoft.com/office/infopath/2007/PartnerControls"/>
-    </lcf76f155ced4ddcb4097134ff3c332f>
-    <PIC xmlns="87f1a149-5420-40c2-b2e8-d8d0877ebc85" xsi:nil="true"/>
-  </documentManagement>
-</p:properties>
-</file>
-
-<file path=customXml/item2.xml><?xml version="1.0" encoding="utf-8"?>
-<b:Sources xmlns:b="http://schemas.openxmlformats.org/officeDocument/2006/bibliography" xmlns="http://schemas.openxmlformats.org/officeDocument/2006/bibliography" SelectedStyle="\APASixthEditionOfficeOnline.xsl" StyleName="APA" Version="6"/>
-</file>
-
-<file path=customXml/item3.xml><?xml version="1.0" encoding="utf-8"?>
 <ct:contentTypeSchema xmlns:ct="http://schemas.microsoft.com/office/2006/metadata/contentType" xmlns:ma="http://schemas.microsoft.com/office/2006/metadata/properties/metaAttributes" ct:_="" ma:_="" ma:contentTypeName="Document" ma:contentTypeID="0x010100AEF28E0A17E4AE4FA5DD6A9AABB5DBC8" ma:contentTypeVersion="16" ma:contentTypeDescription="Create a new document." ma:contentTypeScope="" ma:versionID="a17fa769c7c4fea18ba461e558e121e5">
   <xsd:schema xmlns:xsd="http://www.w3.org/2001/XMLSchema" xmlns:xs="http://www.w3.org/2001/XMLSchema" xmlns:p="http://schemas.microsoft.com/office/2006/metadata/properties" xmlns:ns2="87f1a149-5420-40c2-b2e8-d8d0877ebc85" xmlns:ns3="23b7ebbb-480e-4d36-8f38-fd0ac82dae9c" targetNamespace="http://schemas.microsoft.com/office/2006/metadata/properties" ma:root="true" ma:fieldsID="3bfa0fac8ae4d24da5269d6ff34039be" ns2:_="" ns3:_="">
     <xsd:import namespace="87f1a149-5420-40c2-b2e8-d8d0877ebc85"/>
@@ -25332,7 +25218,7 @@
 </ct:contentTypeSchema>
 </file>
 
-<file path=customXml/item4.xml><?xml version="1.0" encoding="utf-8"?>
+<file path=customXml/item2.xml><?xml version="1.0" encoding="utf-8"?>
 <?mso-contentType ?>
 <FormTemplates xmlns="http://schemas.microsoft.com/sharepoint/v3/contenttype/forms">
   <Display>DocumentLibraryForm</Display>
@@ -25341,26 +25227,23 @@
 </FormTemplates>
 </file>
 
-<file path=customXml/itemProps1.xml><?xml version="1.0" encoding="utf-8"?>
-<ds:datastoreItem xmlns:ds="http://schemas.openxmlformats.org/officeDocument/2006/customXml" ds:itemID="{0EF6B3C1-2C0C-45C1-848E-2E47DFDB0FBC}">
-  <ds:schemaRefs>
-    <ds:schemaRef ds:uri="http://schemas.microsoft.com/office/2006/metadata/properties"/>
-    <ds:schemaRef ds:uri="http://schemas.microsoft.com/office/infopath/2007/PartnerControls"/>
-    <ds:schemaRef ds:uri="23b7ebbb-480e-4d36-8f38-fd0ac82dae9c"/>
-    <ds:schemaRef ds:uri="87f1a149-5420-40c2-b2e8-d8d0877ebc85"/>
-  </ds:schemaRefs>
-</ds:datastoreItem>
+<file path=customXml/item3.xml><?xml version="1.0" encoding="utf-8"?>
+<p:properties xmlns:p="http://schemas.microsoft.com/office/2006/metadata/properties" xmlns:xsi="http://www.w3.org/2001/XMLSchema-instance" xmlns:pc="http://schemas.microsoft.com/office/infopath/2007/PartnerControls">
+  <documentManagement>
+    <TaxCatchAll xmlns="23b7ebbb-480e-4d36-8f38-fd0ac82dae9c" xsi:nil="true"/>
+    <lcf76f155ced4ddcb4097134ff3c332f xmlns="87f1a149-5420-40c2-b2e8-d8d0877ebc85">
+      <Terms xmlns="http://schemas.microsoft.com/office/infopath/2007/PartnerControls"/>
+    </lcf76f155ced4ddcb4097134ff3c332f>
+    <PIC xmlns="87f1a149-5420-40c2-b2e8-d8d0877ebc85" xsi:nil="true"/>
+  </documentManagement>
+</p:properties>
 </file>
 
-<file path=customXml/itemProps2.xml><?xml version="1.0" encoding="utf-8"?>
-<ds:datastoreItem xmlns:ds="http://schemas.openxmlformats.org/officeDocument/2006/customXml" ds:itemID="{EFC08837-B120-45F2-B55C-7D9AC01C3A47}">
-  <ds:schemaRefs>
-    <ds:schemaRef ds:uri="http://schemas.openxmlformats.org/officeDocument/2006/bibliography"/>
-  </ds:schemaRefs>
-</ds:datastoreItem>
+<file path=customXml/item4.xml><?xml version="1.0" encoding="utf-8"?>
+<b:Sources xmlns:b="http://schemas.openxmlformats.org/officeDocument/2006/bibliography" xmlns="http://schemas.openxmlformats.org/officeDocument/2006/bibliography" SelectedStyle="\APASixthEditionOfficeOnline.xsl" StyleName="APA" Version="6"/>
 </file>
 
-<file path=customXml/itemProps3.xml><?xml version="1.0" encoding="utf-8"?>
+<file path=customXml/itemProps1.xml><?xml version="1.0" encoding="utf-8"?>
 <ds:datastoreItem xmlns:ds="http://schemas.openxmlformats.org/officeDocument/2006/customXml" ds:itemID="{0BD8D8C7-E985-4EE2-B032-850EF33F6DE5}">
   <ds:schemaRefs>
     <ds:schemaRef ds:uri="http://schemas.microsoft.com/office/2006/metadata/contentType"/>
@@ -25379,10 +25262,29 @@
 </ds:datastoreItem>
 </file>
 
-<file path=customXml/itemProps4.xml><?xml version="1.0" encoding="utf-8"?>
+<file path=customXml/itemProps2.xml><?xml version="1.0" encoding="utf-8"?>
 <ds:datastoreItem xmlns:ds="http://schemas.openxmlformats.org/officeDocument/2006/customXml" ds:itemID="{ADE80AD1-B511-437D-9EC6-E71B406ED00D}">
   <ds:schemaRefs>
     <ds:schemaRef ds:uri="http://schemas.microsoft.com/sharepoint/v3/contenttype/forms"/>
   </ds:schemaRefs>
 </ds:datastoreItem>
+</file>
+
+<file path=customXml/itemProps3.xml><?xml version="1.0" encoding="utf-8"?>
+<ds:datastoreItem xmlns:ds="http://schemas.openxmlformats.org/officeDocument/2006/customXml" ds:itemID="{0EF6B3C1-2C0C-45C1-848E-2E47DFDB0FBC}">
+  <ds:schemaRefs>
+    <ds:schemaRef ds:uri="http://schemas.microsoft.com/office/2006/metadata/properties"/>
+    <ds:schemaRef ds:uri="http://schemas.microsoft.com/office/infopath/2007/PartnerControls"/>
+    <ds:schemaRef ds:uri="23b7ebbb-480e-4d36-8f38-fd0ac82dae9c"/>
+    <ds:schemaRef ds:uri="87f1a149-5420-40c2-b2e8-d8d0877ebc85"/>
+  </ds:schemaRefs>
+</ds:datastoreItem>
+</file>
+
+<file path=customXml/itemProps4.xml><?xml version="1.0" encoding="utf-8"?>
+<ds:datastoreItem xmlns:ds="http://schemas.openxmlformats.org/officeDocument/2006/customXml" ds:itemID="{EFC08837-B120-45F2-B55C-7D9AC01C3A47}">
+  <ds:schemaRefs>
+    <ds:schemaRef ds:uri="http://schemas.openxmlformats.org/officeDocument/2006/bibliography"/>
+  </ds:schemaRefs>
+</ds:datastoreItem>
 </file>